--- a/ArtifactReadySubmit/08-Security/SECURITY.docx
+++ b/ArtifactReadySubmit/08-Security/SECURITY.docx
@@ -44,7 +44,7 @@
         </w:p>
       </w:sdtContent>
     </w:sdt>
-    <w:bookmarkStart w:id="51" w:name="security-and-threat-model-medwatch"/>
+    <w:bookmarkStart w:id="54" w:name="security-and-threat-model-medwatch"/>
     <w:p>
       <w:pPr>
         <w:pStyle w:val="Heading1"/>
@@ -1460,7 +1460,19 @@
         <w:t xml:space="preserve">medwatch-jwt-secret</w:t>
       </w:r>
       <w:r>
-        <w:t xml:space="preserve">) adalah identifier publik yang aman dicantumkan sesuai mission constraint 12; nilai kredensial sama sekali tidak ada.</w:t>
+        <w:t xml:space="preserve">) adalah identifier publik yang aman dicantumkan sesuai mission constraint 12. Nilai kredensial produksi tidak ada di repo. Satu nilai dev-only (WT-04 dev loopback</w:t>
+      </w:r>
+      <w:r>
+        <w:t xml:space="preserve"> </w:t>
+      </w:r>
+      <w:r>
+        <w:rPr>
+          <w:rStyle w:val="VerbatimChar"/>
+        </w:rPr>
+        <w:t xml:space="preserve">JWT_SECRET</w:t>
+      </w:r>
+      <w:r>
+        <w:t xml:space="preserve">) ter-commit pre-mission dan didokumentasikan sebagai Known Accepted Finding pada Section 7.6 di bawah; user (Ghaisan, Project Leader) menerima risiko ini secara eksplisit setelah review konteks dev-loopback only.</w:t>
       </w:r>
     </w:p>
     <w:p>
@@ -8819,7 +8831,52 @@
         </w:numPr>
       </w:pPr>
       <w:r>
-        <w:t xml:space="preserve">Tidak ada nilai kredensial di repo (verified secret-scan; lihat Section 8).</w:t>
+        <w:t xml:space="preserve">Tidak ada nilai kredensial produksi di repo (verified secret-scan; lihat Section 8). Satu nilai dev-only (WT-04 dev loopback</w:t>
+      </w:r>
+      <w:r>
+        <w:t xml:space="preserve"> </w:t>
+      </w:r>
+      <w:r>
+        <w:rPr>
+          <w:rStyle w:val="VerbatimChar"/>
+        </w:rPr>
+        <w:t xml:space="preserve">JWT_SECRET</w:t>
+      </w:r>
+      <w:r>
+        <w:t xml:space="preserve">) ter-commit pre-mission sebagai Known Accepted Finding (Section 7.6 di bawah); tidak pernah menyentuh produksi karena prod menggunakan GCP Secret Manager</w:t>
+      </w:r>
+      <w:r>
+        <w:t xml:space="preserve"> </w:t>
+      </w:r>
+      <w:r>
+        <w:rPr>
+          <w:rStyle w:val="VerbatimChar"/>
+        </w:rPr>
+        <w:t xml:space="preserve">medwatch-jwt-secret</w:t>
+      </w:r>
+      <w:r>
+        <w:t xml:space="preserve">. Frasa</w:t>
+      </w:r>
+      <w:r>
+        <w:t xml:space="preserve"> </w:t>
+      </w:r>
+      <w:r>
+        <w:t xml:space="preserve">“zero credential VALUES exposed anywhere”</w:t>
+      </w:r>
+      <w:r>
+        <w:t xml:space="preserve"> </w:t>
+      </w:r>
+      <w:r>
+        <w:t xml:space="preserve">pada acceptance criterion misi karenanya dilaporkan sebagai</w:t>
+      </w:r>
+      <w:r>
+        <w:t xml:space="preserve"> </w:t>
+      </w:r>
+      <w:r>
+        <w:t xml:space="preserve">“partial: 1 known LOW dev-loopback secret, accepted by user, documented”</w:t>
+      </w:r>
+      <w:r>
+        <w:t xml:space="preserve">.</w:t>
       </w:r>
     </w:p>
     <w:p>
@@ -9099,7 +9156,7 @@
       </w:r>
     </w:p>
     <w:bookmarkEnd w:id="34"/>
-    <w:bookmarkStart w:id="36" w:name="Xcbdcab3a23b91eac452b8b45d46f95b8f3cf802"/>
+    <w:bookmarkStart w:id="39" w:name="Xcbdcab3a23b91eac452b8b45d46f95b8f3cf802"/>
     <w:p>
       <w:pPr>
         <w:pStyle w:val="Heading2"/>
@@ -10267,13 +10324,13 @@
         </w:tc>
       </w:tr>
     </w:tbl>
-    <w:bookmarkStart w:id="35" w:name="X931920580f870c2b1987ea8c2425d0143a86293"/>
+    <w:bookmarkStart w:id="37" w:name="X311bbb764268e458afa430af43d8ea0a0ca950f"/>
     <w:p>
       <w:pPr>
         <w:pStyle w:val="Heading3"/>
       </w:pPr>
       <w:r>
-        <w:t xml:space="preserve">7.5 Asumsi Kepemilikan Pasien Lintas Bidan (Single-Faskes Assumption)</w:t>
+        <w:t xml:space="preserve">7.6 Known Accepted Findings (User-Accepted, Bukan Self-Waive Agen)</w:t>
       </w:r>
     </w:p>
     <w:p>
@@ -10281,144 +10338,40 @@
         <w:pStyle w:val="FirstParagraph"/>
       </w:pPr>
       <w:r>
-        <w:t xml:space="preserve">Wave 4 W4-HUNT H07-2 Major mengidentifikasi bahwa</w:t>
-      </w:r>
-      <w:r>
-        <w:t xml:space="preserve"> </w:t>
-      </w:r>
-      <w:r>
-        <w:rPr>
-          <w:rStyle w:val="VerbatimChar"/>
-        </w:rPr>
-        <w:t xml:space="preserve">bidan_putri</w:t>
-      </w:r>
-      <w:r>
-        <w:t xml:space="preserve"> </w:t>
-      </w:r>
-      <w:r>
-        <w:t xml:space="preserve">dapat membaca SOAP record yang</w:t>
-      </w:r>
-      <w:r>
-        <w:t xml:space="preserve"> </w:t>
-      </w:r>
-      <w:r>
-        <w:rPr>
-          <w:rStyle w:val="VerbatimChar"/>
-        </w:rPr>
-        <w:t xml:space="preserve">created_by: bidan_siti</w:t>
-      </w:r>
-      <w:r>
-        <w:t xml:space="preserve"> </w:t>
-      </w:r>
-      <w:r>
-        <w:t xml:space="preserve">melalui</w:t>
-      </w:r>
-      <w:r>
-        <w:t xml:space="preserve"> </w:t>
-      </w:r>
-      <w:r>
-        <w:rPr>
-          <w:rStyle w:val="VerbatimChar"/>
-        </w:rPr>
-        <w:t xml:space="preserve">GET /api/patients/P001</w:t>
-      </w:r>
-      <w:r>
-        <w:t xml:space="preserve">. Reproduksi:</w:t>
-      </w:r>
-      <w:r>
-        <w:t xml:space="preserve"> </w:t>
-      </w:r>
-      <w:r>
-        <w:rPr>
-          <w:rStyle w:val="VerbatimChar"/>
-        </w:rPr>
-        <w:t xml:space="preserve">auditor</w:t>
-      </w:r>
-      <w:r>
-        <w:t xml:space="preserve"> </w:t>
-      </w:r>
-      <w:r>
-        <w:t xml:space="preserve">Wave 4 melakukan login dua bidan terpisah dan mengonfirmasi HTTP 200 dengan body</w:t>
-      </w:r>
-      <w:r>
-        <w:t xml:space="preserve"> </w:t>
-      </w:r>
-      <w:r>
-        <w:rPr>
-          <w:rStyle w:val="VerbatimChar"/>
-        </w:rPr>
-        <w:t xml:space="preserve">created_by: bidan_siti, nama: Ny. Dewi Lestari</w:t>
-      </w:r>
-      <w:r>
-        <w:t xml:space="preserve"> </w:t>
-      </w:r>
-      <w:r>
-        <w:t xml:space="preserve">ketika</w:t>
-      </w:r>
-      <w:r>
-        <w:t xml:space="preserve"> </w:t>
-      </w:r>
-      <w:r>
-        <w:rPr>
-          <w:rStyle w:val="VerbatimChar"/>
-        </w:rPr>
-        <w:t xml:space="preserve">bidan_putri</w:t>
-      </w:r>
-      <w:r>
-        <w:t xml:space="preserve"> </w:t>
-      </w:r>
-      <w:r>
-        <w:t xml:space="preserve">memanggil</w:t>
-      </w:r>
-      <w:r>
-        <w:t xml:space="preserve"> </w:t>
-      </w:r>
-      <w:r>
-        <w:rPr>
-          <w:rStyle w:val="VerbatimChar"/>
-        </w:rPr>
-        <w:t xml:space="preserve">GET /api/patients/P001</w:t>
-      </w:r>
-      <w:r>
-        <w:t xml:space="preserve"> </w:t>
-      </w:r>
-      <w:r>
-        <w:t xml:space="preserve">(sumber:</w:t>
-      </w:r>
-      <w:r>
-        <w:t xml:space="preserve"> </w:t>
-      </w:r>
-      <w:r>
-        <w:rPr>
-          <w:rStyle w:val="VerbatimChar"/>
-        </w:rPr>
-        <w:t xml:space="preserve">.mission/findings/audits/wave-04-audit.md</w:t>
-      </w:r>
-      <w:r>
-        <w:t xml:space="preserve"> </w:t>
-      </w:r>
-      <w:r>
-        <w:t xml:space="preserve">baris 133).</w:t>
-      </w:r>
-    </w:p>
-    <w:p>
-      <w:pPr>
-        <w:pStyle w:val="BodyText"/>
-      </w:pPr>
-      <w:r>
-        <w:rPr>
-          <w:b/>
-          <w:bCs/>
-        </w:rPr>
-        <w:t xml:space="preserve">Keputusan Wave 5: dokumentasikan sebagai asumsi desain, bukan defect.</w:t>
-      </w:r>
-    </w:p>
-    <w:p>
-      <w:pPr>
-        <w:pStyle w:val="BodyText"/>
-      </w:pPr>
-      <w:r>
-        <w:t xml:space="preserve">Rasionalisasi:</w:t>
+        <w:t xml:space="preserve">Temuan ini ditemukan oleh audit Wave 4 (</w:t>
+      </w:r>
+      <w:r>
+        <w:rPr>
+          <w:rStyle w:val="VerbatimChar"/>
+        </w:rPr>
+        <w:t xml:space="preserve">.mission/findings/security/W4-SEC.md</w:t>
+      </w:r>
+      <w:r>
+        <w:t xml:space="preserve">) dan diterima sebagai risiko residual oleh user (Ghaisan Khoirul Badruzaman, NIM 251524048, Project Leader Kelompok B5) selama closeout pada 2026-05-19. Penerimaan risiko dilakukan oleh user, bukan oleh agen otomatis; mission acceptance criterion melarang agen menutup temuan secret secara mandiri.</w:t>
+      </w:r>
+    </w:p>
+    <w:bookmarkStart w:id="35" w:name="Xf55f53a0e9c295eb5062e8519d763aac86df149"/>
+    <w:p>
+      <w:pPr>
+        <w:pStyle w:val="Heading4"/>
+      </w:pPr>
+      <w:r>
+        <w:t xml:space="preserve">WT-04 Dev-loopback</w:t>
+      </w:r>
+      <w:r>
+        <w:t xml:space="preserve"> </w:t>
+      </w:r>
+      <w:r>
+        <w:rPr>
+          <w:rStyle w:val="VerbatimChar"/>
+        </w:rPr>
+        <w:t xml:space="preserve">JWT_SECRET</w:t>
+      </w:r>
+      <w:r>
+        <w:t xml:space="preserve"> </w:t>
+      </w:r>
+      <w:r>
+        <w:t xml:space="preserve">literal ter-commit (LOW, accepted)</w:t>
       </w:r>
     </w:p>
     <w:p>
@@ -10434,19 +10387,61 @@
           <w:b/>
           <w:bCs/>
         </w:rPr>
-        <w:t xml:space="preserve">Cakupan academic submission.</w:t>
-      </w:r>
-      <w:r>
-        <w:t xml:space="preserve"> </w:t>
-      </w:r>
-      <w:r>
-        <w:t xml:space="preserve">MedWatch Wave 0-5 mission disusun untuk submission akademik (D4 Teknik Informatika POLBAN Kelas 1B-D4 Kelompok B5 deadline 25 Mei 2026) dengan satu Faskes simulasi dan 6 akun demo (</w:t>
-      </w:r>
-      <w:r>
-        <w:rPr>
-          <w:rStyle w:val="VerbatimChar"/>
-        </w:rPr>
-        <w:t xml:space="preserve">bidan_siti</w:t>
+        <w:t xml:space="preserve">Lokasi (working tree dan history)</w:t>
+      </w:r>
+      <w:r>
+        <w:t xml:space="preserve">: nilai literal</w:t>
+      </w:r>
+      <w:r>
+        <w:t xml:space="preserve"> </w:t>
+      </w:r>
+      <w:r>
+        <w:rPr>
+          <w:rStyle w:val="VerbatimChar"/>
+        </w:rPr>
+        <w:t xml:space="preserve">JWT_SECRET=&lt;dev-loopback-secret&gt;</w:t>
+      </w:r>
+      <w:r>
+        <w:t xml:space="preserve"> </w:t>
+      </w:r>
+      <w:r>
+        <w:t xml:space="preserve">(string aktual sengaja tidak diulang di sini) muncul di berkas-berkas dokumentasi berikut yang sudah ter-commit pre-closeout:</w:t>
+      </w:r>
+    </w:p>
+    <w:p>
+      <w:pPr>
+        <w:pStyle w:val="Compact"/>
+        <w:numPr>
+          <w:ilvl w:val="1"/>
+          <w:numId w:val="1025"/>
+        </w:numPr>
+      </w:pPr>
+      <w:r>
+        <w:rPr>
+          <w:rStyle w:val="VerbatimChar"/>
+        </w:rPr>
+        <w:t xml:space="preserve">medWatch/.mission/waves/wave-01-plan.md</w:t>
+      </w:r>
+      <w:r>
+        <w:t xml:space="preserve"> </w:t>
+      </w:r>
+      <w:r>
+        <w:t xml:space="preserve">(perintah restart backend lokal di lingkungan dev)</w:t>
+      </w:r>
+    </w:p>
+    <w:p>
+      <w:pPr>
+        <w:pStyle w:val="Compact"/>
+        <w:numPr>
+          <w:ilvl w:val="1"/>
+          <w:numId w:val="1025"/>
+        </w:numPr>
+      </w:pPr>
+      <w:r>
+        <w:rPr>
+          <w:rStyle w:val="VerbatimChar"/>
+        </w:rPr>
+        <w:t xml:space="preserve">medWatch/.mission/findings/audits/wave-01-audit.md</w:t>
       </w:r>
       <w:r>
         <w:t xml:space="preserve">,</w:t>
@@ -10458,7 +10453,7 @@
         <w:rPr>
           <w:rStyle w:val="VerbatimChar"/>
         </w:rPr>
-        <w:t xml:space="preserve">bidan_putri</w:t>
+        <w:t xml:space="preserve">wave-03-audit.md</w:t>
       </w:r>
       <w:r>
         <w:t xml:space="preserve">,</w:t>
@@ -10470,7 +10465,28 @@
         <w:rPr>
           <w:rStyle w:val="VerbatimChar"/>
         </w:rPr>
-        <w:t xml:space="preserve">umum_budi</w:t>
+        <w:t xml:space="preserve">wave-05-audit.md</w:t>
+      </w:r>
+      <w:r>
+        <w:t xml:space="preserve"> </w:t>
+      </w:r>
+      <w:r>
+        <w:t xml:space="preserve">(transkrip perintah audit)</w:t>
+      </w:r>
+    </w:p>
+    <w:p>
+      <w:pPr>
+        <w:pStyle w:val="Compact"/>
+        <w:numPr>
+          <w:ilvl w:val="1"/>
+          <w:numId w:val="1025"/>
+        </w:numPr>
+      </w:pPr>
+      <w:r>
+        <w:rPr>
+          <w:rStyle w:val="VerbatimChar"/>
+        </w:rPr>
+        <w:t xml:space="preserve">medWatch/.mission/findings/bugs/T1-ADMIN.md</w:t>
       </w:r>
       <w:r>
         <w:t xml:space="preserve">,</w:t>
@@ -10482,7 +10498,7 @@
         <w:rPr>
           <w:rStyle w:val="VerbatimChar"/>
         </w:rPr>
-        <w:t xml:space="preserve">umum_dewi</w:t>
+        <w:t xml:space="preserve">medWatch/.mission/findings/docs/W3-CMT-PY.md</w:t>
       </w:r>
       <w:r>
         <w:t xml:space="preserve">,</w:t>
@@ -10494,34 +10510,55 @@
         <w:rPr>
           <w:rStyle w:val="VerbatimChar"/>
         </w:rPr>
-        <w:t xml:space="preserve">admin_ghaisan</w:t>
-      </w:r>
-      <w:r>
-        <w:t xml:space="preserve">,</w:t>
-      </w:r>
-      <w:r>
-        <w:t xml:space="preserve"> </w:t>
-      </w:r>
-      <w:r>
-        <w:rPr>
-          <w:rStyle w:val="VerbatimChar"/>
-        </w:rPr>
-        <w:t xml:space="preserve">admin_sistem</w:t>
-      </w:r>
-      <w:r>
-        <w:t xml:space="preserve">). Tenancy lintas-Faskes tidak menjadi requirement PRD asli (</w:t>
-      </w:r>
-      <w:r>
-        <w:rPr>
-          <w:rStyle w:val="VerbatimChar"/>
-        </w:rPr>
-        <w:t xml:space="preserve">docs/PRD.md</w:t>
-      </w:r>
-      <w:r>
-        <w:t xml:space="preserve"> </w:t>
-      </w:r>
-      <w:r>
-        <w:t xml:space="preserve">Bagian 4.3) maupun supplementary integration mission.</w:t>
+        <w:t xml:space="preserve">medWatch/.mission/findings/docs/W3-TIDY-BE.md</w:t>
+      </w:r>
+      <w:r>
+        <w:t xml:space="preserve"> </w:t>
+      </w:r>
+      <w:r>
+        <w:t xml:space="preserve">(transkrip perintah uji)</w:t>
+      </w:r>
+    </w:p>
+    <w:p>
+      <w:pPr>
+        <w:pStyle w:val="Compact"/>
+        <w:numPr>
+          <w:ilvl w:val="1"/>
+          <w:numId w:val="1025"/>
+        </w:numPr>
+      </w:pPr>
+      <w:r>
+        <w:rPr>
+          <w:rStyle w:val="VerbatimChar"/>
+        </w:rPr>
+        <w:t xml:space="preserve">medWatch/.mission/findings/security/W4-SEC.md</w:t>
+      </w:r>
+      <w:r>
+        <w:t xml:space="preserve"> </w:t>
+      </w:r>
+      <w:r>
+        <w:t xml:space="preserve">baris 44 (mencatat temuan itu sendiri)</w:t>
+      </w:r>
+    </w:p>
+    <w:p>
+      <w:pPr>
+        <w:pStyle w:val="Compact"/>
+        <w:numPr>
+          <w:ilvl w:val="1"/>
+          <w:numId w:val="1025"/>
+        </w:numPr>
+      </w:pPr>
+      <w:r>
+        <w:rPr>
+          <w:rStyle w:val="VerbatimChar"/>
+        </w:rPr>
+        <w:t xml:space="preserve">medWatch/CONTRIBUTING.md</w:t>
+      </w:r>
+      <w:r>
+        <w:t xml:space="preserve"> </w:t>
+      </w:r>
+      <w:r>
+        <w:t xml:space="preserve">baris sekitar 64 (panduan kontributor lokal)</w:t>
       </w:r>
     </w:p>
     <w:p>
@@ -10537,115 +10574,97 @@
           <w:b/>
           <w:bCs/>
         </w:rPr>
-        <w:t xml:space="preserve">Token claim model saat ini.</w:t>
-      </w:r>
-      <w:r>
-        <w:t xml:space="preserve"> </w:t>
-      </w:r>
-      <w:r>
-        <w:t xml:space="preserve">JWT memuat klaim</w:t>
-      </w:r>
-      <w:r>
-        <w:t xml:space="preserve"> </w:t>
-      </w:r>
-      <w:r>
-        <w:rPr>
-          <w:rStyle w:val="VerbatimChar"/>
-        </w:rPr>
-        <w:t xml:space="preserve">{username, role, iat, exp, iss}</w:t>
-      </w:r>
-      <w:r>
-        <w:t xml:space="preserve"> </w:t>
-      </w:r>
-      <w:r>
-        <w:t xml:space="preserve">saja (</w:t>
-      </w:r>
-      <w:r>
-        <w:rPr>
-          <w:rStyle w:val="VerbatimChar"/>
-        </w:rPr>
-        <w:t xml:space="preserve">api/auth.py:23-34</w:t>
-      </w:r>
-      <w:r>
-        <w:t xml:space="preserve">); tidak ada</w:t>
-      </w:r>
-      <w:r>
-        <w:t xml:space="preserve"> </w:t>
-      </w:r>
-      <w:r>
-        <w:rPr>
-          <w:rStyle w:val="VerbatimChar"/>
-        </w:rPr>
-        <w:t xml:space="preserve">faskes_id</w:t>
-      </w:r>
-      <w:r>
-        <w:t xml:space="preserve"> </w:t>
-      </w:r>
-      <w:r>
-        <w:t xml:space="preserve">atau</w:t>
-      </w:r>
-      <w:r>
-        <w:t xml:space="preserve"> </w:t>
-      </w:r>
-      <w:r>
-        <w:rPr>
-          <w:rStyle w:val="VerbatimChar"/>
-        </w:rPr>
-        <w:t xml:space="preserve">bidan_id</w:t>
-      </w:r>
-      <w:r>
-        <w:t xml:space="preserve">. Penambahan klaim baru memerlukan migrasi</w:t>
-      </w:r>
-      <w:r>
-        <w:t xml:space="preserve"> </w:t>
-      </w:r>
-      <w:r>
-        <w:rPr>
-          <w:rStyle w:val="VerbatimChar"/>
-        </w:rPr>
-        <w:t xml:space="preserve">users.json</w:t>
-      </w:r>
-      <w:r>
-        <w:t xml:space="preserve"> </w:t>
-      </w:r>
-      <w:r>
-        <w:t xml:space="preserve">schema, re-issue token semua user, dan filter di</w:t>
-      </w:r>
-      <w:r>
-        <w:t xml:space="preserve"> </w:t>
-      </w:r>
-      <w:r>
-        <w:rPr>
-          <w:rStyle w:val="VerbatimChar"/>
-        </w:rPr>
-        <w:t xml:space="preserve">list_patients</w:t>
-      </w:r>
-      <w:r>
-        <w:t xml:space="preserve">/</w:t>
-      </w:r>
-      <w:r>
-        <w:rPr>
-          <w:rStyle w:val="VerbatimChar"/>
-        </w:rPr>
-        <w:t xml:space="preserve">get_patient</w:t>
-      </w:r>
-      <w:r>
-        <w:t xml:space="preserve"> </w:t>
-      </w:r>
-      <w:r>
-        <w:t xml:space="preserve">di</w:t>
-      </w:r>
-      <w:r>
-        <w:t xml:space="preserve"> </w:t>
-      </w:r>
-      <w:r>
-        <w:rPr>
-          <w:rStyle w:val="VerbatimChar"/>
-        </w:rPr>
-        <w:t xml:space="preserve">api/routes/patient_routes.py:135-195</w:t>
-      </w:r>
-      <w:r>
-        <w:t xml:space="preserve">. Beban implementasi vs hasil tidak proporsional untuk submission akademik dengan dataset 21 pasien sintetik.</w:t>
+        <w:t xml:space="preserve">Mengapa LOW</w:t>
+      </w:r>
+      <w:r>
+        <w:t xml:space="preserve">: nilai ini hanya dipakai untuk menandatangani JWT terhadap backend Flask yang</w:t>
+      </w:r>
+      <w:r>
+        <w:t xml:space="preserve"> </w:t>
+      </w:r>
+      <w:r>
+        <w:rPr>
+          <w:rStyle w:val="VerbatimChar"/>
+        </w:rPr>
+        <w:t xml:space="preserve">bind</w:t>
+      </w:r>
+      <w:r>
+        <w:t xml:space="preserve"> </w:t>
+      </w:r>
+      <w:r>
+        <w:t xml:space="preserve">ke</w:t>
+      </w:r>
+      <w:r>
+        <w:t xml:space="preserve"> </w:t>
+      </w:r>
+      <w:r>
+        <w:rPr>
+          <w:rStyle w:val="VerbatimChar"/>
+        </w:rPr>
+        <w:t xml:space="preserve">127.0.0.1:8080</w:t>
+      </w:r>
+      <w:r>
+        <w:t xml:space="preserve"> </w:t>
+      </w:r>
+      <w:r>
+        <w:t xml:space="preserve">(loopback localhost dev). Backend produksi di Cloud Run membaca env</w:t>
+      </w:r>
+      <w:r>
+        <w:t xml:space="preserve"> </w:t>
+      </w:r>
+      <w:r>
+        <w:rPr>
+          <w:rStyle w:val="VerbatimChar"/>
+        </w:rPr>
+        <w:t xml:space="preserve">JWT_SECRET</w:t>
+      </w:r>
+      <w:r>
+        <w:t xml:space="preserve"> </w:t>
+      </w:r>
+      <w:r>
+        <w:t xml:space="preserve">dari GCP Secret Manager melalui flag</w:t>
+      </w:r>
+      <w:r>
+        <w:t xml:space="preserve"> </w:t>
+      </w:r>
+      <w:r>
+        <w:rPr>
+          <w:rStyle w:val="VerbatimChar"/>
+        </w:rPr>
+        <w:t xml:space="preserve">--set-secrets</w:t>
+      </w:r>
+      <w:r>
+        <w:t xml:space="preserve"> </w:t>
+      </w:r>
+      <w:r>
+        <w:t xml:space="preserve">yang memetakan env var ke secret resource</w:t>
+      </w:r>
+      <w:r>
+        <w:t xml:space="preserve"> </w:t>
+      </w:r>
+      <w:r>
+        <w:rPr>
+          <w:rStyle w:val="VerbatimChar"/>
+        </w:rPr>
+        <w:t xml:space="preserve">medwatch-jwt-secret</w:t>
+      </w:r>
+      <w:r>
+        <w:t xml:space="preserve"> </w:t>
+      </w:r>
+      <w:r>
+        <w:t xml:space="preserve">versi</w:t>
+      </w:r>
+      <w:r>
+        <w:t xml:space="preserve"> </w:t>
+      </w:r>
+      <w:r>
+        <w:rPr>
+          <w:rStyle w:val="VerbatimChar"/>
+        </w:rPr>
+        <w:t xml:space="preserve">latest</w:t>
+      </w:r>
+      <w:r>
+        <w:t xml:space="preserve">. Token yang ditandatangani dengan secret loopback tidak valid terhadap backend produksi (signature mismatch karena secret berbeda). Tidak ada eskalasi ke produksi.</w:t>
       </w:r>
     </w:p>
     <w:p>
@@ -10661,40 +10680,148 @@
           <w:b/>
           <w:bCs/>
         </w:rPr>
-        <w:t xml:space="preserve">Ekspos data.</w:t>
-      </w:r>
-      <w:r>
-        <w:t xml:space="preserve"> </w:t>
-      </w:r>
-      <w:r>
-        <w:t xml:space="preserve">Semua data pasien adalah sintetik (lihat A2 di Section 2). Tidak ada PHI nyata yang bocor jika</w:t>
-      </w:r>
-      <w:r>
-        <w:t xml:space="preserve"> </w:t>
-      </w:r>
-      <w:r>
-        <w:rPr>
-          <w:rStyle w:val="VerbatimChar"/>
-        </w:rPr>
-        <w:t xml:space="preserve">bidan_putri</w:t>
-      </w:r>
-      <w:r>
-        <w:t xml:space="preserve"> </w:t>
-      </w:r>
-      <w:r>
-        <w:t xml:space="preserve">membaca record</w:t>
-      </w:r>
-      <w:r>
-        <w:t xml:space="preserve"> </w:t>
-      </w:r>
-      <w:r>
-        <w:rPr>
-          <w:rStyle w:val="VerbatimChar"/>
-        </w:rPr>
-        <w:t xml:space="preserve">bidan_siti</w:t>
-      </w:r>
-      <w:r>
-        <w:t xml:space="preserve">. Bidan tetap menyaksikan record sesama Faskes dalam realitas kolaborasi klinik bidan, sehingga semantik UI tidak misleading.</w:t>
+        <w:t xml:space="preserve">Path rotasi (bila perlu)</w:t>
+      </w:r>
+      <w:r>
+        <w:t xml:space="preserve">:</w:t>
+      </w:r>
+    </w:p>
+    <w:p>
+      <w:pPr>
+        <w:pStyle w:val="Compact"/>
+        <w:numPr>
+          <w:ilvl w:val="1"/>
+          <w:numId w:val="1026"/>
+        </w:numPr>
+      </w:pPr>
+      <w:r>
+        <w:t xml:space="preserve">Pilih nilai dev baru per sesi (mis.</w:t>
+      </w:r>
+      <w:r>
+        <w:t xml:space="preserve"> </w:t>
+      </w:r>
+      <w:r>
+        <w:rPr>
+          <w:rStyle w:val="VerbatimChar"/>
+        </w:rPr>
+        <w:t xml:space="preserve">JWT_SECRET=$(openssl rand -hex 32)</w:t>
+      </w:r>
+      <w:r>
+        <w:t xml:space="preserve">); jangan tulis ke berkas.</w:t>
+      </w:r>
+    </w:p>
+    <w:p>
+      <w:pPr>
+        <w:pStyle w:val="Compact"/>
+        <w:numPr>
+          <w:ilvl w:val="1"/>
+          <w:numId w:val="1026"/>
+        </w:numPr>
+      </w:pPr>
+      <w:r>
+        <w:t xml:space="preserve">Ubah perintah di</w:t>
+      </w:r>
+      <w:r>
+        <w:t xml:space="preserve"> </w:t>
+      </w:r>
+      <w:r>
+        <w:rPr>
+          <w:rStyle w:val="VerbatimChar"/>
+        </w:rPr>
+        <w:t xml:space="preserve">CONTRIBUTING.md</w:t>
+      </w:r>
+      <w:r>
+        <w:t xml:space="preserve"> </w:t>
+      </w:r>
+      <w:r>
+        <w:t xml:space="preserve">dan</w:t>
+      </w:r>
+      <w:r>
+        <w:t xml:space="preserve"> </w:t>
+      </w:r>
+      <w:r>
+        <w:rPr>
+          <w:rStyle w:val="VerbatimChar"/>
+        </w:rPr>
+        <w:t xml:space="preserve">wave-01-plan.md</w:t>
+      </w:r>
+      <w:r>
+        <w:t xml:space="preserve"> </w:t>
+      </w:r>
+      <w:r>
+        <w:t xml:space="preserve">agar menggunakan placeholder</w:t>
+      </w:r>
+      <w:r>
+        <w:t xml:space="preserve"> </w:t>
+      </w:r>
+      <w:r>
+        <w:rPr>
+          <w:rStyle w:val="VerbatimChar"/>
+        </w:rPr>
+        <w:t xml:space="preserve">JWT_SECRET=&lt;your-dev-secret&gt;</w:t>
+      </w:r>
+      <w:r>
+        <w:t xml:space="preserve">; jangan tulis nilai literal lagi.</w:t>
+      </w:r>
+    </w:p>
+    <w:p>
+      <w:pPr>
+        <w:pStyle w:val="Compact"/>
+        <w:numPr>
+          <w:ilvl w:val="1"/>
+          <w:numId w:val="1026"/>
+        </w:numPr>
+      </w:pPr>
+      <w:r>
+        <w:t xml:space="preserve">Pre-existing literal di transkrip audit dan findings tetap berada di history karena history-rewrite dilarang (</w:t>
+      </w:r>
+      <w:r>
+        <w:rPr>
+          <w:rStyle w:val="VerbatimChar"/>
+        </w:rPr>
+        <w:t xml:space="preserve">git filter-branch</w:t>
+      </w:r>
+      <w:r>
+        <w:t xml:space="preserve">/</w:t>
+      </w:r>
+      <w:r>
+        <w:rPr>
+          <w:rStyle w:val="VerbatimChar"/>
+        </w:rPr>
+        <w:t xml:space="preserve">filter-repo</w:t>
+      </w:r>
+      <w:r>
+        <w:t xml:space="preserve"> </w:t>
+      </w:r>
+      <w:r>
+        <w:t xml:space="preserve">akan mengubah SHA seluruh commit pasca-Wave 0 dan dilarang oleh mission rule 10). Risiko diterima karena nilai hanya valid untuk localhost loopback.</w:t>
+      </w:r>
+    </w:p>
+    <w:p>
+      <w:pPr>
+        <w:pStyle w:val="Compact"/>
+        <w:numPr>
+          <w:ilvl w:val="1"/>
+          <w:numId w:val="1026"/>
+        </w:numPr>
+      </w:pPr>
+      <w:r>
+        <w:t xml:space="preserve">Untuk audit lanjutan: anggota tim dapat memutuskan untuk menulis ulang panduan</w:t>
+      </w:r>
+      <w:r>
+        <w:t xml:space="preserve"> </w:t>
+      </w:r>
+      <w:r>
+        <w:rPr>
+          <w:rStyle w:val="VerbatimChar"/>
+        </w:rPr>
+        <w:t xml:space="preserve">CONTRIBUTING.md</w:t>
+      </w:r>
+      <w:r>
+        <w:t xml:space="preserve"> </w:t>
+      </w:r>
+      <w:r>
+        <w:t xml:space="preserve">sehingga developer baru tidak meng-copy-paste nilai literal ini.</w:t>
       </w:r>
     </w:p>
     <w:p>
@@ -10710,105 +10837,40 @@
           <w:b/>
           <w:bCs/>
         </w:rPr>
-        <w:t xml:space="preserve">Defense in depth tetap berlaku.</w:t>
-      </w:r>
-      <w:r>
-        <w:t xml:space="preserve"> </w:t>
-      </w:r>
-      <w:r>
-        <w:rPr>
-          <w:rStyle w:val="VerbatimChar"/>
-        </w:rPr>
-        <w:t xml:space="preserve">masyarakat</w:t>
-      </w:r>
-      <w:r>
-        <w:t xml:space="preserve"> </w:t>
-      </w:r>
-      <w:r>
-        <w:t xml:space="preserve">tetap di-block oleh ownership check</w:t>
-      </w:r>
-      <w:r>
-        <w:t xml:space="preserve"> </w:t>
-      </w:r>
-      <w:r>
-        <w:rPr>
-          <w:rStyle w:val="VerbatimChar"/>
-        </w:rPr>
-        <w:t xml:space="preserve">owner_username</w:t>
-      </w:r>
-      <w:r>
-        <w:t xml:space="preserve"> </w:t>
-      </w:r>
-      <w:r>
-        <w:t xml:space="preserve">di</w:t>
-      </w:r>
-      <w:r>
-        <w:t xml:space="preserve"> </w:t>
-      </w:r>
-      <w:r>
-        <w:rPr>
-          <w:rStyle w:val="VerbatimChar"/>
-        </w:rPr>
-        <w:t xml:space="preserve">api/routes/patient_routes.py:193-194</w:t>
-      </w:r>
-      <w:r>
-        <w:t xml:space="preserve">; non-auth tetap di-block oleh</w:t>
-      </w:r>
-      <w:r>
-        <w:t xml:space="preserve"> </w:t>
-      </w:r>
-      <w:r>
-        <w:rPr>
-          <w:rStyle w:val="VerbatimChar"/>
-        </w:rPr>
-        <w:t xml:space="preserve">@require_auth</w:t>
-      </w:r>
-      <w:r>
-        <w:t xml:space="preserve">; admin scope tidak berubah. Yang di-permit hanya cross-bidan read intra-tenaga-kesehatan dalam Faskes yang sama.</w:t>
-      </w:r>
-    </w:p>
-    <w:p>
-      <w:pPr>
-        <w:pStyle w:val="FirstParagraph"/>
-      </w:pPr>
-      <w:r>
-        <w:rPr>
-          <w:b/>
-          <w:bCs/>
-        </w:rPr>
-        <w:t xml:space="preserve">Rencana production (bukan dalam scope Wave 5):</w:t>
-      </w:r>
-    </w:p>
-    <w:p>
-      <w:pPr>
-        <w:pStyle w:val="BodyText"/>
-      </w:pPr>
-      <w:r>
-        <w:t xml:space="preserve">Lihat</w:t>
-      </w:r>
-      <w:r>
-        <w:t xml:space="preserve"> </w:t>
-      </w:r>
-      <w:r>
-        <w:rPr>
-          <w:rStyle w:val="VerbatimChar"/>
-        </w:rPr>
-        <w:t xml:space="preserve">ProductionGrade-ImplementationPlan/04-hardening-plan.md</w:t>
-      </w:r>
-      <w:r>
-        <w:t xml:space="preserve"> </w:t>
-      </w:r>
-      <w:r>
-        <w:t xml:space="preserve">Bagian</w:t>
-      </w:r>
-      <w:r>
-        <w:t xml:space="preserve"> </w:t>
-      </w:r>
-      <w:r>
-        <w:t xml:space="preserve">“Multi-tenant RBAC enhancement”</w:t>
-      </w:r>
-      <w:r>
-        <w:t xml:space="preserve">. Solusi:</w:t>
+        <w:t xml:space="preserve">Pengambil keputusan menerima risiko</w:t>
+      </w:r>
+      <w:r>
+        <w:t xml:space="preserve">: Ghaisan Khoirul Badruzaman (251524048) sebagai Project Leader Kelompok B5, didokumentasikan pada closeout 2026-05-19. Keputusan menyetujui penerimaan ini direkam di</w:t>
+      </w:r>
+      <w:r>
+        <w:t xml:space="preserve"> </w:t>
+      </w:r>
+      <w:r>
+        <w:rPr>
+          <w:rStyle w:val="VerbatimChar"/>
+        </w:rPr>
+        <w:t xml:space="preserve">.mission/outbox/CLOSEOUT-EVIDENCE.md</w:t>
+      </w:r>
+      <w:r>
+        <w:t xml:space="preserve"> </w:t>
+      </w:r>
+      <w:r>
+        <w:t xml:space="preserve">dan</w:t>
+      </w:r>
+      <w:r>
+        <w:t xml:space="preserve"> </w:t>
+      </w:r>
+      <w:r>
+        <w:rPr>
+          <w:rStyle w:val="VerbatimChar"/>
+        </w:rPr>
+        <w:t xml:space="preserve">.mission/outbox/FINAL-REPORT.md</w:t>
+      </w:r>
+      <w:r>
+        <w:t xml:space="preserve"> </w:t>
+      </w:r>
+      <w:r>
+        <w:t xml:space="preserve">Section 13.</w:t>
       </w:r>
     </w:p>
     <w:p>
@@ -10816,366 +10878,222 @@
         <w:pStyle w:val="Compact"/>
         <w:numPr>
           <w:ilvl w:val="0"/>
-          <w:numId w:val="1025"/>
+          <w:numId w:val="1024"/>
         </w:numPr>
-      </w:pPr>
-      <w:r>
-        <w:t xml:space="preserve">Tambah</w:t>
-      </w:r>
-      <w:r>
-        <w:t xml:space="preserve"> </w:t>
-      </w:r>
-      <w:r>
-        <w:rPr>
-          <w:rStyle w:val="VerbatimChar"/>
-        </w:rPr>
-        <w:t xml:space="preserve">faskes_id</w:t>
-      </w:r>
-      <w:r>
-        <w:t xml:space="preserve"> </w:t>
-      </w:r>
-      <w:r>
-        <w:t xml:space="preserve">field ke</w:t>
-      </w:r>
-      <w:r>
-        <w:t xml:space="preserve"> </w:t>
-      </w:r>
-      <w:r>
-        <w:rPr>
-          <w:rStyle w:val="VerbatimChar"/>
-        </w:rPr>
-        <w:t xml:space="preserve">users.json</w:t>
-      </w:r>
-      <w:r>
-        <w:t xml:space="preserve"> </w:t>
-      </w:r>
-      <w:r>
-        <w:t xml:space="preserve">user record.</w:t>
-      </w:r>
-    </w:p>
-    <w:p>
-      <w:pPr>
-        <w:pStyle w:val="Compact"/>
-        <w:numPr>
-          <w:ilvl w:val="0"/>
-          <w:numId w:val="1025"/>
-        </w:numPr>
-      </w:pPr>
-      <w:r>
-        <w:t xml:space="preserve">Tambah</w:t>
-      </w:r>
-      <w:r>
-        <w:t xml:space="preserve"> </w:t>
-      </w:r>
-      <w:r>
-        <w:rPr>
-          <w:rStyle w:val="VerbatimChar"/>
-        </w:rPr>
-        <w:t xml:space="preserve">faskes_id</w:t>
-      </w:r>
-      <w:r>
-        <w:t xml:space="preserve"> </w:t>
-      </w:r>
-      <w:r>
-        <w:t xml:space="preserve">claim ke JWT payload (re-encode</w:t>
-      </w:r>
-      <w:r>
-        <w:t xml:space="preserve"> </w:t>
-      </w:r>
-      <w:r>
-        <w:rPr>
-          <w:rStyle w:val="VerbatimChar"/>
-        </w:rPr>
-        <w:t xml:space="preserve">api/auth.py:23-34</w:t>
-      </w:r>
-      <w:r>
-        <w:t xml:space="preserve">).</w:t>
-      </w:r>
-    </w:p>
-    <w:p>
-      <w:pPr>
-        <w:pStyle w:val="Compact"/>
-        <w:numPr>
-          <w:ilvl w:val="0"/>
-          <w:numId w:val="1025"/>
-        </w:numPr>
-      </w:pPr>
-      <w:r>
-        <w:t xml:space="preserve">Filter</w:t>
-      </w:r>
-      <w:r>
-        <w:t xml:space="preserve"> </w:t>
-      </w:r>
-      <w:r>
-        <w:rPr>
-          <w:rStyle w:val="VerbatimChar"/>
-        </w:rPr>
-        <w:t xml:space="preserve">list_patients</w:t>
-      </w:r>
-      <w:r>
-        <w:t xml:space="preserve"> </w:t>
-      </w:r>
-      <w:r>
-        <w:t xml:space="preserve">(</w:t>
-      </w:r>
-      <w:r>
-        <w:rPr>
-          <w:rStyle w:val="VerbatimChar"/>
-        </w:rPr>
-        <w:t xml:space="preserve">api/routes/patient_routes.py:135-170</w:t>
-      </w:r>
-      <w:r>
-        <w:t xml:space="preserve">) untuk hanya mengembalikan record yang</w:t>
-      </w:r>
-      <w:r>
-        <w:t xml:space="preserve"> </w:t>
-      </w:r>
-      <w:r>
-        <w:rPr>
-          <w:rStyle w:val="VerbatimChar"/>
-        </w:rPr>
-        <w:t xml:space="preserve">faskes_id</w:t>
-      </w:r>
-      <w:r>
-        <w:t xml:space="preserve"> </w:t>
-      </w:r>
-      <w:r>
-        <w:t xml:space="preserve">cocok dengan claim caller.</w:t>
-      </w:r>
-    </w:p>
-    <w:p>
-      <w:pPr>
-        <w:pStyle w:val="Compact"/>
-        <w:numPr>
-          <w:ilvl w:val="0"/>
-          <w:numId w:val="1025"/>
-        </w:numPr>
-      </w:pPr>
-      <w:r>
-        <w:t xml:space="preserve">Filter</w:t>
-      </w:r>
-      <w:r>
-        <w:t xml:space="preserve"> </w:t>
-      </w:r>
-      <w:r>
-        <w:rPr>
-          <w:rStyle w:val="VerbatimChar"/>
-        </w:rPr>
-        <w:t xml:space="preserve">get_patient</w:t>
-      </w:r>
-      <w:r>
-        <w:t xml:space="preserve"> </w:t>
-      </w:r>
-      <w:r>
-        <w:t xml:space="preserve">(</w:t>
-      </w:r>
-      <w:r>
-        <w:rPr>
-          <w:rStyle w:val="VerbatimChar"/>
-        </w:rPr>
-        <w:t xml:space="preserve">api/routes/patient_routes.py:175-195</w:t>
-      </w:r>
-      <w:r>
-        <w:t xml:space="preserve">) dengan check tambahan</w:t>
-      </w:r>
-      <w:r>
-        <w:t xml:space="preserve"> </w:t>
-      </w:r>
-      <w:r>
-        <w:rPr>
-          <w:rStyle w:val="VerbatimChar"/>
-        </w:rPr>
-        <w:t xml:space="preserve">record.faskes_id == g.user['faskes_id']</w:t>
-      </w:r>
-      <w:r>
-        <w:t xml:space="preserve">.</w:t>
-      </w:r>
-    </w:p>
-    <w:p>
-      <w:pPr>
-        <w:pStyle w:val="Compact"/>
-        <w:numPr>
-          <w:ilvl w:val="0"/>
-          <w:numId w:val="1025"/>
-        </w:numPr>
-      </w:pPr>
-      <w:r>
-        <w:t xml:space="preserve">Migrate seed pasien dengan</w:t>
-      </w:r>
-      <w:r>
-        <w:t xml:space="preserve"> </w:t>
-      </w:r>
-      <w:r>
-        <w:rPr>
-          <w:rStyle w:val="VerbatimChar"/>
-        </w:rPr>
-        <w:t xml:space="preserve">faskes_id</w:t>
-      </w:r>
-      <w:r>
-        <w:t xml:space="preserve"> </w:t>
-      </w:r>
-      <w:r>
-        <w:t xml:space="preserve">derivable dari</w:t>
-      </w:r>
-      <w:r>
-        <w:t xml:space="preserve"> </w:t>
-      </w:r>
-      <w:r>
-        <w:rPr>
-          <w:rStyle w:val="VerbatimChar"/>
-        </w:rPr>
-        <w:t xml:space="preserve">created_by</w:t>
-      </w:r>
-      <w:r>
-        <w:t xml:space="preserve"> </w:t>
-      </w:r>
-      <w:r>
-        <w:t xml:space="preserve">user record.</w:t>
-      </w:r>
-    </w:p>
-    <w:p>
-      <w:pPr>
-        <w:pStyle w:val="FirstParagraph"/>
       </w:pPr>
       <w:r>
         <w:rPr>
           <w:b/>
           <w:bCs/>
         </w:rPr>
-        <w:t xml:space="preserve">STRIDE update untuk H07-2 (Elevation of Privilege ekspans):</w:t>
+        <w:t xml:space="preserve">Status acceptance</w:t>
+      </w:r>
+      <w:r>
+        <w:t xml:space="preserve">: LOW severity, user-accepted untuk submission akademik 25 Mei 2026. Untuk hand-over produksi klinik, rotasi minimum item 1 dan 2 di atas dieksekusi sebelum live.</w:t>
+      </w:r>
+    </w:p>
+    <w:bookmarkEnd w:id="35"/>
+    <w:bookmarkStart w:id="36" w:name="catatan-untuk-auditor-masa-depan"/>
+    <w:p>
+      <w:pPr>
+        <w:pStyle w:val="Heading4"/>
+      </w:pPr>
+      <w:r>
+        <w:t xml:space="preserve">Catatan untuk auditor masa depan</w:t>
+      </w:r>
+    </w:p>
+    <w:p>
+      <w:pPr>
+        <w:pStyle w:val="FirstParagraph"/>
+      </w:pPr>
+      <w:r>
+        <w:t xml:space="preserve">Mission acceptance criterion menyatakan</w:t>
+      </w:r>
+      <w:r>
+        <w:t xml:space="preserve"> </w:t>
+      </w:r>
+      <w:r>
+        <w:t xml:space="preserve">“zero credential VALUES exposed anywhere”</w:t>
+      </w:r>
+      <w:r>
+        <w:t xml:space="preserve">. Status sebenarnya pada closeout 2026-05-19 adalah satu LOW dev-loopback secret diterima oleh user. Frasa</w:t>
+      </w:r>
+      <w:r>
+        <w:t xml:space="preserve"> </w:t>
+      </w:r>
+      <w:r>
+        <w:t xml:space="preserve">“zero credential VALUE PASS”</w:t>
+      </w:r>
+      <w:r>
+        <w:t xml:space="preserve"> </w:t>
+      </w:r>
+      <w:r>
+        <w:t xml:space="preserve">yang muncul di draft awal W4-SEC summary telah diperbarui pada closeout 2026-05-19 menjadi</w:t>
+      </w:r>
+      <w:r>
+        <w:t xml:space="preserve"> </w:t>
+      </w:r>
+      <w:r>
+        <w:t xml:space="preserve">“1 known LOW dev-loopback secret, accepted, documented”</w:t>
+      </w:r>
+      <w:r>
+        <w:t xml:space="preserve">.</w:t>
+      </w:r>
+    </w:p>
+    <w:bookmarkEnd w:id="36"/>
+    <w:bookmarkEnd w:id="37"/>
+    <w:bookmarkStart w:id="38" w:name="X931920580f870c2b1987ea8c2425d0143a86293"/>
+    <w:p>
+      <w:pPr>
+        <w:pStyle w:val="Heading3"/>
+      </w:pPr>
+      <w:r>
+        <w:t xml:space="preserve">7.5 Asumsi Kepemilikan Pasien Lintas Bidan (Single-Faskes Assumption)</w:t>
+      </w:r>
+    </w:p>
+    <w:p>
+      <w:pPr>
+        <w:pStyle w:val="FirstParagraph"/>
+      </w:pPr>
+      <w:r>
+        <w:t xml:space="preserve">Wave 4 W4-HUNT H07-2 Major mengidentifikasi bahwa</w:t>
+      </w:r>
+      <w:r>
+        <w:t xml:space="preserve"> </w:t>
+      </w:r>
+      <w:r>
+        <w:rPr>
+          <w:rStyle w:val="VerbatimChar"/>
+        </w:rPr>
+        <w:t xml:space="preserve">bidan_putri</w:t>
+      </w:r>
+      <w:r>
+        <w:t xml:space="preserve"> </w:t>
+      </w:r>
+      <w:r>
+        <w:t xml:space="preserve">dapat membaca SOAP record yang</w:t>
+      </w:r>
+      <w:r>
+        <w:t xml:space="preserve"> </w:t>
+      </w:r>
+      <w:r>
+        <w:rPr>
+          <w:rStyle w:val="VerbatimChar"/>
+        </w:rPr>
+        <w:t xml:space="preserve">created_by: bidan_siti</w:t>
+      </w:r>
+      <w:r>
+        <w:t xml:space="preserve"> </w:t>
+      </w:r>
+      <w:r>
+        <w:t xml:space="preserve">melalui</w:t>
+      </w:r>
+      <w:r>
+        <w:t xml:space="preserve"> </w:t>
+      </w:r>
+      <w:r>
+        <w:rPr>
+          <w:rStyle w:val="VerbatimChar"/>
+        </w:rPr>
+        <w:t xml:space="preserve">GET /api/patients/P001</w:t>
+      </w:r>
+      <w:r>
+        <w:t xml:space="preserve">. Reproduksi:</w:t>
+      </w:r>
+      <w:r>
+        <w:t xml:space="preserve"> </w:t>
+      </w:r>
+      <w:r>
+        <w:rPr>
+          <w:rStyle w:val="VerbatimChar"/>
+        </w:rPr>
+        <w:t xml:space="preserve">auditor</w:t>
+      </w:r>
+      <w:r>
+        <w:t xml:space="preserve"> </w:t>
+      </w:r>
+      <w:r>
+        <w:t xml:space="preserve">Wave 4 melakukan login dua bidan terpisah dan mengonfirmasi HTTP 200 dengan body</w:t>
+      </w:r>
+      <w:r>
+        <w:t xml:space="preserve"> </w:t>
+      </w:r>
+      <w:r>
+        <w:rPr>
+          <w:rStyle w:val="VerbatimChar"/>
+        </w:rPr>
+        <w:t xml:space="preserve">created_by: bidan_siti, nama: Ny. Dewi Lestari</w:t>
+      </w:r>
+      <w:r>
+        <w:t xml:space="preserve"> </w:t>
+      </w:r>
+      <w:r>
+        <w:t xml:space="preserve">ketika</w:t>
+      </w:r>
+      <w:r>
+        <w:t xml:space="preserve"> </w:t>
+      </w:r>
+      <w:r>
+        <w:rPr>
+          <w:rStyle w:val="VerbatimChar"/>
+        </w:rPr>
+        <w:t xml:space="preserve">bidan_putri</w:t>
+      </w:r>
+      <w:r>
+        <w:t xml:space="preserve"> </w:t>
+      </w:r>
+      <w:r>
+        <w:t xml:space="preserve">memanggil</w:t>
+      </w:r>
+      <w:r>
+        <w:t xml:space="preserve"> </w:t>
+      </w:r>
+      <w:r>
+        <w:rPr>
+          <w:rStyle w:val="VerbatimChar"/>
+        </w:rPr>
+        <w:t xml:space="preserve">GET /api/patients/P001</w:t>
+      </w:r>
+      <w:r>
+        <w:t xml:space="preserve"> </w:t>
+      </w:r>
+      <w:r>
+        <w:t xml:space="preserve">(sumber:</w:t>
+      </w:r>
+      <w:r>
+        <w:t xml:space="preserve"> </w:t>
+      </w:r>
+      <w:r>
+        <w:rPr>
+          <w:rStyle w:val="VerbatimChar"/>
+        </w:rPr>
+        <w:t xml:space="preserve">.mission/findings/audits/wave-04-audit.md</w:t>
+      </w:r>
+      <w:r>
+        <w:t xml:space="preserve"> </w:t>
+      </w:r>
+      <w:r>
+        <w:t xml:space="preserve">baris 133).</w:t>
       </w:r>
     </w:p>
     <w:p>
       <w:pPr>
         <w:pStyle w:val="BodyText"/>
-      </w:pPr>
-      <w:r>
-        <w:t xml:space="preserve">Dari tabel 5.2 A2 Patient PII SOAP, kolom E (Elevation of Privilege) saat ini mencatat</w:t>
-      </w:r>
-      <w:r>
-        <w:t xml:space="preserve"> </w:t>
-      </w:r>
-      <w:r>
-        <w:t xml:space="preserve">“Masyarakat mengakses pasien orang lain | Ownership check eksplisit | 403”</w:t>
-      </w:r>
-      <w:r>
-        <w:t xml:space="preserve">. Ekstensi:</w:t>
-      </w:r>
-    </w:p>
-    <w:p>
-      <w:pPr>
-        <w:pStyle w:val="Compact"/>
-        <w:numPr>
-          <w:ilvl w:val="0"/>
-          <w:numId w:val="1026"/>
-        </w:numPr>
       </w:pPr>
       <w:r>
         <w:rPr>
           <w:b/>
           <w:bCs/>
         </w:rPr>
-        <w:t xml:space="preserve">Tenaga kesehatan A mengakses pasien yang di-create oleh tenaga kesehatan B di Faskes berbeda (hipotetis multi-Faskes deployment):</w:t>
-      </w:r>
-      <w:r>
-        <w:t xml:space="preserve"> </w:t>
-      </w:r>
-      <w:r>
-        <w:t xml:space="preserve">mitigasi saat ini = tidak ada (single-faskes assumption). Mitigasi production = JWT</w:t>
-      </w:r>
-      <w:r>
-        <w:t xml:space="preserve"> </w:t>
-      </w:r>
-      <w:r>
-        <w:rPr>
-          <w:rStyle w:val="VerbatimChar"/>
-        </w:rPr>
-        <w:t xml:space="preserve">faskes_id</w:t>
-      </w:r>
-      <w:r>
-        <w:t xml:space="preserve"> </w:t>
-      </w:r>
-      <w:r>
-        <w:t xml:space="preserve">claim + filter di</w:t>
-      </w:r>
-      <w:r>
-        <w:t xml:space="preserve"> </w:t>
-      </w:r>
-      <w:r>
-        <w:rPr>
-          <w:rStyle w:val="VerbatimChar"/>
-        </w:rPr>
-        <w:t xml:space="preserve">list_patients</w:t>
-      </w:r>
-      <w:r>
-        <w:t xml:space="preserve">/</w:t>
-      </w:r>
-      <w:r>
-        <w:rPr>
-          <w:rStyle w:val="VerbatimChar"/>
-        </w:rPr>
-        <w:t xml:space="preserve">get_patient</w:t>
-      </w:r>
-      <w:r>
-        <w:t xml:space="preserve">. Residual saat submission akademik: accepted-and-documented karena scope mission. Tidak ada PII real terbocor karena dataset sintetik.</w:t>
-      </w:r>
-    </w:p>
-    <w:p>
-      <w:r>
-        <w:pict>
-          <v:rect style="width:0;height:1.5pt" o:hralign="center" o:hrstd="t" o:hr="t"/>
-        </w:pict>
-      </w:r>
-    </w:p>
-    <w:bookmarkEnd w:id="35"/>
-    <w:bookmarkEnd w:id="36"/>
-    <w:bookmarkStart w:id="42" w:name="praktik-operasional"/>
-    <w:p>
-      <w:pPr>
-        <w:pStyle w:val="Heading2"/>
-      </w:pPr>
-      <w:r>
-        <w:t xml:space="preserve">8. Praktik Operasional</w:t>
-      </w:r>
-    </w:p>
-    <w:p>
-      <w:pPr>
-        <w:pStyle w:val="FirstParagraph"/>
-      </w:pPr>
-      <w:r>
-        <w:t xml:space="preserve">Section ini menjabarkan disiplin operasional yang dipertahankan tim selama mission, sesuai mission constraint 7 (Indonesian context + dokumentasi formal), 10 (no destructive git/push), dan 12 (credential anti-leak).</w:t>
-      </w:r>
-    </w:p>
-    <w:bookmarkStart w:id="37" w:name="X0ec47a33fc871c6dc044f4f4e81b1fe721ab1a2"/>
-    <w:p>
-      <w:pPr>
-        <w:pStyle w:val="Heading3"/>
-      </w:pPr>
-      <w:r>
-        <w:t xml:space="preserve">8.1 Per-commit secret scan (mission constraint 12)</w:t>
-      </w:r>
-    </w:p>
-    <w:p>
-      <w:pPr>
-        <w:pStyle w:val="FirstParagraph"/>
-      </w:pPr>
-      <w:r>
-        <w:t xml:space="preserve">Setiap commit di-block oleh script</w:t>
-      </w:r>
-      <w:r>
-        <w:t xml:space="preserve"> </w:t>
-      </w:r>
-      <w:r>
-        <w:rPr>
-          <w:rStyle w:val="VerbatimChar"/>
-        </w:rPr>
-        <w:t xml:space="preserve">.claude/scripts/secret-scan.sh</w:t>
-      </w:r>
-      <w:r>
-        <w:t xml:space="preserve"> </w:t>
-      </w:r>
-      <w:r>
-        <w:t xml:space="preserve">jika staged diff memuat pola berbahaya:</w:t>
+        <w:t xml:space="preserve">Keputusan Wave 5: dokumentasikan sebagai asumsi desain, bukan defect.</w:t>
+      </w:r>
+    </w:p>
+    <w:p>
+      <w:pPr>
+        <w:pStyle w:val="BodyText"/>
+      </w:pPr>
+      <w:r>
+        <w:t xml:space="preserve">Rasionalisasi:</w:t>
       </w:r>
     </w:p>
     <w:p>
@@ -11188,15 +11106,97 @@
       </w:pPr>
       <w:r>
         <w:rPr>
-          <w:rStyle w:val="VerbatimChar"/>
-        </w:rPr>
-        <w:t xml:space="preserve">sk-...</w:t>
-      </w:r>
-      <w:r>
-        <w:t xml:space="preserve"> </w:t>
-      </w:r>
-      <w:r>
-        <w:t xml:space="preserve">(OpenAI / Anthropic API key)</w:t>
+          <w:b/>
+          <w:bCs/>
+        </w:rPr>
+        <w:t xml:space="preserve">Cakupan academic submission.</w:t>
+      </w:r>
+      <w:r>
+        <w:t xml:space="preserve"> </w:t>
+      </w:r>
+      <w:r>
+        <w:t xml:space="preserve">MedWatch Wave 0-5 mission disusun untuk submission akademik (D4 Teknik Informatika POLBAN Kelas 1B-D4 Kelompok B5 deadline 25 Mei 2026) dengan satu Faskes simulasi dan 6 akun demo (</w:t>
+      </w:r>
+      <w:r>
+        <w:rPr>
+          <w:rStyle w:val="VerbatimChar"/>
+        </w:rPr>
+        <w:t xml:space="preserve">bidan_siti</w:t>
+      </w:r>
+      <w:r>
+        <w:t xml:space="preserve">,</w:t>
+      </w:r>
+      <w:r>
+        <w:t xml:space="preserve"> </w:t>
+      </w:r>
+      <w:r>
+        <w:rPr>
+          <w:rStyle w:val="VerbatimChar"/>
+        </w:rPr>
+        <w:t xml:space="preserve">bidan_putri</w:t>
+      </w:r>
+      <w:r>
+        <w:t xml:space="preserve">,</w:t>
+      </w:r>
+      <w:r>
+        <w:t xml:space="preserve"> </w:t>
+      </w:r>
+      <w:r>
+        <w:rPr>
+          <w:rStyle w:val="VerbatimChar"/>
+        </w:rPr>
+        <w:t xml:space="preserve">umum_budi</w:t>
+      </w:r>
+      <w:r>
+        <w:t xml:space="preserve">,</w:t>
+      </w:r>
+      <w:r>
+        <w:t xml:space="preserve"> </w:t>
+      </w:r>
+      <w:r>
+        <w:rPr>
+          <w:rStyle w:val="VerbatimChar"/>
+        </w:rPr>
+        <w:t xml:space="preserve">umum_dewi</w:t>
+      </w:r>
+      <w:r>
+        <w:t xml:space="preserve">,</w:t>
+      </w:r>
+      <w:r>
+        <w:t xml:space="preserve"> </w:t>
+      </w:r>
+      <w:r>
+        <w:rPr>
+          <w:rStyle w:val="VerbatimChar"/>
+        </w:rPr>
+        <w:t xml:space="preserve">admin_ghaisan</w:t>
+      </w:r>
+      <w:r>
+        <w:t xml:space="preserve">,</w:t>
+      </w:r>
+      <w:r>
+        <w:t xml:space="preserve"> </w:t>
+      </w:r>
+      <w:r>
+        <w:rPr>
+          <w:rStyle w:val="VerbatimChar"/>
+        </w:rPr>
+        <w:t xml:space="preserve">admin_sistem</w:t>
+      </w:r>
+      <w:r>
+        <w:t xml:space="preserve">). Tenancy lintas-Faskes tidak menjadi requirement PRD asli (</w:t>
+      </w:r>
+      <w:r>
+        <w:rPr>
+          <w:rStyle w:val="VerbatimChar"/>
+        </w:rPr>
+        <w:t xml:space="preserve">docs/PRD.md</w:t>
+      </w:r>
+      <w:r>
+        <w:t xml:space="preserve"> </w:t>
+      </w:r>
+      <w:r>
+        <w:t xml:space="preserve">Bagian 4.3) maupun supplementary integration mission.</w:t>
       </w:r>
     </w:p>
     <w:p>
@@ -11209,27 +11209,118 @@
       </w:pPr>
       <w:r>
         <w:rPr>
-          <w:rStyle w:val="VerbatimChar"/>
-        </w:rPr>
-        <w:t xml:space="preserve">ghp_</w:t>
-      </w:r>
-      <w:r>
-        <w:t xml:space="preserve">,</w:t>
-      </w:r>
-      <w:r>
-        <w:t xml:space="preserve"> </w:t>
-      </w:r>
-      <w:r>
-        <w:rPr>
-          <w:rStyle w:val="VerbatimChar"/>
-        </w:rPr>
-        <w:t xml:space="preserve">gho_</w:t>
-      </w:r>
-      <w:r>
-        <w:t xml:space="preserve"> </w:t>
-      </w:r>
-      <w:r>
-        <w:t xml:space="preserve">(GitHub PAT)</w:t>
+          <w:b/>
+          <w:bCs/>
+        </w:rPr>
+        <w:t xml:space="preserve">Token claim model saat ini.</w:t>
+      </w:r>
+      <w:r>
+        <w:t xml:space="preserve"> </w:t>
+      </w:r>
+      <w:r>
+        <w:t xml:space="preserve">JWT memuat klaim</w:t>
+      </w:r>
+      <w:r>
+        <w:t xml:space="preserve"> </w:t>
+      </w:r>
+      <w:r>
+        <w:rPr>
+          <w:rStyle w:val="VerbatimChar"/>
+        </w:rPr>
+        <w:t xml:space="preserve">{username, role, iat, exp, iss}</w:t>
+      </w:r>
+      <w:r>
+        <w:t xml:space="preserve"> </w:t>
+      </w:r>
+      <w:r>
+        <w:t xml:space="preserve">saja (</w:t>
+      </w:r>
+      <w:r>
+        <w:rPr>
+          <w:rStyle w:val="VerbatimChar"/>
+        </w:rPr>
+        <w:t xml:space="preserve">api/auth.py:23-34</w:t>
+      </w:r>
+      <w:r>
+        <w:t xml:space="preserve">); tidak ada</w:t>
+      </w:r>
+      <w:r>
+        <w:t xml:space="preserve"> </w:t>
+      </w:r>
+      <w:r>
+        <w:rPr>
+          <w:rStyle w:val="VerbatimChar"/>
+        </w:rPr>
+        <w:t xml:space="preserve">faskes_id</w:t>
+      </w:r>
+      <w:r>
+        <w:t xml:space="preserve"> </w:t>
+      </w:r>
+      <w:r>
+        <w:t xml:space="preserve">atau</w:t>
+      </w:r>
+      <w:r>
+        <w:t xml:space="preserve"> </w:t>
+      </w:r>
+      <w:r>
+        <w:rPr>
+          <w:rStyle w:val="VerbatimChar"/>
+        </w:rPr>
+        <w:t xml:space="preserve">bidan_id</w:t>
+      </w:r>
+      <w:r>
+        <w:t xml:space="preserve">. Penambahan klaim baru memerlukan migrasi</w:t>
+      </w:r>
+      <w:r>
+        <w:t xml:space="preserve"> </w:t>
+      </w:r>
+      <w:r>
+        <w:rPr>
+          <w:rStyle w:val="VerbatimChar"/>
+        </w:rPr>
+        <w:t xml:space="preserve">users.json</w:t>
+      </w:r>
+      <w:r>
+        <w:t xml:space="preserve"> </w:t>
+      </w:r>
+      <w:r>
+        <w:t xml:space="preserve">schema, re-issue token semua user, dan filter di</w:t>
+      </w:r>
+      <w:r>
+        <w:t xml:space="preserve"> </w:t>
+      </w:r>
+      <w:r>
+        <w:rPr>
+          <w:rStyle w:val="VerbatimChar"/>
+        </w:rPr>
+        <w:t xml:space="preserve">list_patients</w:t>
+      </w:r>
+      <w:r>
+        <w:t xml:space="preserve">/</w:t>
+      </w:r>
+      <w:r>
+        <w:rPr>
+          <w:rStyle w:val="VerbatimChar"/>
+        </w:rPr>
+        <w:t xml:space="preserve">get_patient</w:t>
+      </w:r>
+      <w:r>
+        <w:t xml:space="preserve"> </w:t>
+      </w:r>
+      <w:r>
+        <w:t xml:space="preserve">di</w:t>
+      </w:r>
+      <w:r>
+        <w:t xml:space="preserve"> </w:t>
+      </w:r>
+      <w:r>
+        <w:rPr>
+          <w:rStyle w:val="VerbatimChar"/>
+        </w:rPr>
+        <w:t xml:space="preserve">api/routes/patient_routes.py:135-195</w:t>
+      </w:r>
+      <w:r>
+        <w:t xml:space="preserve">. Beban implementasi vs hasil tidak proporsional untuk submission akademik dengan dataset 21 pasien sintetik.</w:t>
       </w:r>
     </w:p>
     <w:p>
@@ -11242,15 +11333,43 @@
       </w:pPr>
       <w:r>
         <w:rPr>
-          <w:rStyle w:val="VerbatimChar"/>
-        </w:rPr>
-        <w:t xml:space="preserve">AKIA[0-9A-Z]{16}</w:t>
-      </w:r>
-      <w:r>
-        <w:t xml:space="preserve"> </w:t>
-      </w:r>
-      <w:r>
-        <w:t xml:space="preserve">(AWS access key id)</w:t>
+          <w:b/>
+          <w:bCs/>
+        </w:rPr>
+        <w:t xml:space="preserve">Ekspos data.</w:t>
+      </w:r>
+      <w:r>
+        <w:t xml:space="preserve"> </w:t>
+      </w:r>
+      <w:r>
+        <w:t xml:space="preserve">Semua data pasien adalah sintetik (lihat A2 di Section 2). Tidak ada PHI nyata yang bocor jika</w:t>
+      </w:r>
+      <w:r>
+        <w:t xml:space="preserve"> </w:t>
+      </w:r>
+      <w:r>
+        <w:rPr>
+          <w:rStyle w:val="VerbatimChar"/>
+        </w:rPr>
+        <w:t xml:space="preserve">bidan_putri</w:t>
+      </w:r>
+      <w:r>
+        <w:t xml:space="preserve"> </w:t>
+      </w:r>
+      <w:r>
+        <w:t xml:space="preserve">membaca record</w:t>
+      </w:r>
+      <w:r>
+        <w:t xml:space="preserve"> </w:t>
+      </w:r>
+      <w:r>
+        <w:rPr>
+          <w:rStyle w:val="VerbatimChar"/>
+        </w:rPr>
+        <w:t xml:space="preserve">bidan_siti</w:t>
+      </w:r>
+      <w:r>
+        <w:t xml:space="preserve">. Bidan tetap menyaksikan record sesama Faskes dalam realitas kolaborasi klinik bidan, sehingga semantik UI tidak misleading.</w:t>
       </w:r>
     </w:p>
     <w:p>
@@ -11263,99 +11382,64 @@
       </w:pPr>
       <w:r>
         <w:rPr>
-          <w:rStyle w:val="VerbatimChar"/>
-        </w:rPr>
-        <w:t xml:space="preserve">xox[abprs]-</w:t>
-      </w:r>
-      <w:r>
-        <w:t xml:space="preserve"> </w:t>
-      </w:r>
-      <w:r>
-        <w:t xml:space="preserve">(Slack token)</w:t>
-      </w:r>
-    </w:p>
-    <w:p>
-      <w:pPr>
-        <w:pStyle w:val="Compact"/>
-        <w:numPr>
-          <w:ilvl w:val="0"/>
-          <w:numId w:val="1027"/>
-        </w:numPr>
-      </w:pPr>
-      <w:r>
-        <w:rPr>
-          <w:rStyle w:val="VerbatimChar"/>
-        </w:rPr>
-        <w:t xml:space="preserve">BEGIN .* PRIVATE KEY</w:t>
-      </w:r>
-      <w:r>
-        <w:t xml:space="preserve"> </w:t>
-      </w:r>
-      <w:r>
-        <w:t xml:space="preserve">(PEM private key)</w:t>
-      </w:r>
-    </w:p>
-    <w:p>
-      <w:pPr>
-        <w:pStyle w:val="Compact"/>
-        <w:numPr>
-          <w:ilvl w:val="0"/>
-          <w:numId w:val="1027"/>
-        </w:numPr>
-      </w:pPr>
-      <w:r>
-        <w:rPr>
-          <w:rStyle w:val="VerbatimChar"/>
-        </w:rPr>
-        <w:t xml:space="preserve">JWT_SECRET=&lt;non-placeholder value&gt;</w:t>
-      </w:r>
-    </w:p>
-    <w:p>
-      <w:pPr>
-        <w:pStyle w:val="Compact"/>
-        <w:numPr>
-          <w:ilvl w:val="0"/>
-          <w:numId w:val="1027"/>
-        </w:numPr>
-      </w:pPr>
-      <w:r>
-        <w:rPr>
-          <w:rStyle w:val="VerbatimChar"/>
-        </w:rPr>
-        <w:t xml:space="preserve">api_key=&lt;non-placeholder value&gt;</w:t>
-      </w:r>
-    </w:p>
-    <w:p>
-      <w:pPr>
-        <w:pStyle w:val="Compact"/>
-        <w:numPr>
-          <w:ilvl w:val="0"/>
-          <w:numId w:val="1027"/>
-        </w:numPr>
-      </w:pPr>
-      <w:r>
-        <w:t xml:space="preserve">Inline service-account JSON</w:t>
-      </w:r>
-    </w:p>
-    <w:p>
-      <w:pPr>
-        <w:pStyle w:val="Compact"/>
-        <w:numPr>
-          <w:ilvl w:val="0"/>
-          <w:numId w:val="1027"/>
-        </w:numPr>
-      </w:pPr>
-      <w:r>
-        <w:t xml:space="preserve">Connection string</w:t>
-      </w:r>
-      <w:r>
-        <w:t xml:space="preserve"> </w:t>
-      </w:r>
-      <w:r>
-        <w:rPr>
-          <w:rStyle w:val="VerbatimChar"/>
-        </w:rPr>
-        <w:t xml:space="preserve">://user:password@</w:t>
+          <w:b/>
+          <w:bCs/>
+        </w:rPr>
+        <w:t xml:space="preserve">Defense in depth tetap berlaku.</w:t>
+      </w:r>
+      <w:r>
+        <w:t xml:space="preserve"> </w:t>
+      </w:r>
+      <w:r>
+        <w:rPr>
+          <w:rStyle w:val="VerbatimChar"/>
+        </w:rPr>
+        <w:t xml:space="preserve">masyarakat</w:t>
+      </w:r>
+      <w:r>
+        <w:t xml:space="preserve"> </w:t>
+      </w:r>
+      <w:r>
+        <w:t xml:space="preserve">tetap di-block oleh ownership check</w:t>
+      </w:r>
+      <w:r>
+        <w:t xml:space="preserve"> </w:t>
+      </w:r>
+      <w:r>
+        <w:rPr>
+          <w:rStyle w:val="VerbatimChar"/>
+        </w:rPr>
+        <w:t xml:space="preserve">owner_username</w:t>
+      </w:r>
+      <w:r>
+        <w:t xml:space="preserve"> </w:t>
+      </w:r>
+      <w:r>
+        <w:t xml:space="preserve">di</w:t>
+      </w:r>
+      <w:r>
+        <w:t xml:space="preserve"> </w:t>
+      </w:r>
+      <w:r>
+        <w:rPr>
+          <w:rStyle w:val="VerbatimChar"/>
+        </w:rPr>
+        <w:t xml:space="preserve">api/routes/patient_routes.py:193-194</w:t>
+      </w:r>
+      <w:r>
+        <w:t xml:space="preserve">; non-auth tetap di-block oleh</w:t>
+      </w:r>
+      <w:r>
+        <w:t xml:space="preserve"> </w:t>
+      </w:r>
+      <w:r>
+        <w:rPr>
+          <w:rStyle w:val="VerbatimChar"/>
+        </w:rPr>
+        <w:t xml:space="preserve">@require_auth</w:t>
+      </w:r>
+      <w:r>
+        <w:t xml:space="preserve">; admin scope tidak berubah. Yang di-permit hanya cross-bidan read intra-tenaga-kesehatan dalam Faskes yang sama.</w:t>
       </w:r>
     </w:p>
     <w:p>
@@ -11363,29 +11447,43 @@
         <w:pStyle w:val="FirstParagraph"/>
       </w:pPr>
       <w:r>
-        <w:t xml:space="preserve">Pada match, commit di-abort, finding di-record sebagai</w:t>
-      </w:r>
-      <w:r>
-        <w:t xml:space="preserve"> </w:t>
-      </w:r>
-      <w:r>
-        <w:rPr>
-          <w:rStyle w:val="VerbatimChar"/>
-        </w:rPr>
-        <w:t xml:space="preserve">open_blocker</w:t>
-      </w:r>
-      <w:r>
-        <w:t xml:space="preserve">, dan diff di-redact sebelum commit ulang.</w:t>
-      </w:r>
-    </w:p>
-    <w:bookmarkEnd w:id="37"/>
-    <w:bookmarkStart w:id="38" w:name="service-account-key-files-tidak-di-repo"/>
-    <w:p>
-      <w:pPr>
-        <w:pStyle w:val="Heading3"/>
-      </w:pPr>
-      <w:r>
-        <w:t xml:space="preserve">8.2 Service account key files tidak di repo</w:t>
+        <w:rPr>
+          <w:b/>
+          <w:bCs/>
+        </w:rPr>
+        <w:t xml:space="preserve">Rencana production (bukan dalam scope Wave 5):</w:t>
+      </w:r>
+    </w:p>
+    <w:p>
+      <w:pPr>
+        <w:pStyle w:val="BodyText"/>
+      </w:pPr>
+      <w:r>
+        <w:t xml:space="preserve">Lihat</w:t>
+      </w:r>
+      <w:r>
+        <w:t xml:space="preserve"> </w:t>
+      </w:r>
+      <w:r>
+        <w:rPr>
+          <w:rStyle w:val="VerbatimChar"/>
+        </w:rPr>
+        <w:t xml:space="preserve">ProductionGrade-ImplementationPlan/04-hardening-plan.md</w:t>
+      </w:r>
+      <w:r>
+        <w:t xml:space="preserve"> </w:t>
+      </w:r>
+      <w:r>
+        <w:t xml:space="preserve">Bagian</w:t>
+      </w:r>
+      <w:r>
+        <w:t xml:space="preserve"> </w:t>
+      </w:r>
+      <w:r>
+        <w:t xml:space="preserve">“Multi-tenant RBAC enhancement”</w:t>
+      </w:r>
+      <w:r>
+        <w:t xml:space="preserve">. Solusi:</w:t>
       </w:r>
     </w:p>
     <w:p>
@@ -11397,52 +11495,37 @@
         </w:numPr>
       </w:pPr>
       <w:r>
-        <w:t xml:space="preserve">Cloud Run menggunakan default service account</w:t>
-      </w:r>
-      <w:r>
-        <w:t xml:space="preserve"> </w:t>
-      </w:r>
-      <w:r>
-        <w:rPr>
-          <w:rStyle w:val="VerbatimChar"/>
-        </w:rPr>
-        <w:t xml:space="preserve">517694123086-compute@developer.gserviceaccount.com</w:t>
-      </w:r>
-      <w:r>
-        <w:t xml:space="preserve"> </w:t>
-      </w:r>
-      <w:r>
-        <w:t xml:space="preserve">(resource name OK; lihat</w:t>
-      </w:r>
-      <w:r>
-        <w:t xml:space="preserve"> </w:t>
-      </w:r>
-      <w:r>
-        <w:rPr>
-          <w:rStyle w:val="VerbatimChar"/>
-        </w:rPr>
-        <w:t xml:space="preserve">docs/SECURITY_AUDIT.md</w:t>
-      </w:r>
-      <w:r>
-        <w:t xml:space="preserve"> </w:t>
-      </w:r>
-      <w:r>
-        <w:t xml:space="preserve">GCP IAM Review). Tidak ada</w:t>
-      </w:r>
-      <w:r>
-        <w:t xml:space="preserve"> </w:t>
-      </w:r>
-      <w:r>
-        <w:rPr>
-          <w:rStyle w:val="VerbatimChar"/>
-        </w:rPr>
-        <w:t xml:space="preserve">service-account.json</w:t>
-      </w:r>
-      <w:r>
-        <w:t xml:space="preserve"> </w:t>
-      </w:r>
-      <w:r>
-        <w:t xml:space="preserve">di-download untuk lokal.</w:t>
+        <w:t xml:space="preserve">Tambah</w:t>
+      </w:r>
+      <w:r>
+        <w:t xml:space="preserve"> </w:t>
+      </w:r>
+      <w:r>
+        <w:rPr>
+          <w:rStyle w:val="VerbatimChar"/>
+        </w:rPr>
+        <w:t xml:space="preserve">faskes_id</w:t>
+      </w:r>
+      <w:r>
+        <w:t xml:space="preserve"> </w:t>
+      </w:r>
+      <w:r>
+        <w:t xml:space="preserve">field ke</w:t>
+      </w:r>
+      <w:r>
+        <w:t xml:space="preserve"> </w:t>
+      </w:r>
+      <w:r>
+        <w:rPr>
+          <w:rStyle w:val="VerbatimChar"/>
+        </w:rPr>
+        <w:t xml:space="preserve">users.json</w:t>
+      </w:r>
+      <w:r>
+        <w:t xml:space="preserve"> </w:t>
+      </w:r>
+      <w:r>
+        <w:t xml:space="preserve">user record.</w:t>
       </w:r>
     </w:p>
     <w:p>
@@ -11454,19 +11537,34 @@
         </w:numPr>
       </w:pPr>
       <w:r>
-        <w:t xml:space="preserve">Vercel menggunakan OIDC Workload Identity Federation atau Vercel-managed env var; tidak ada GCP SA key di-export ke</w:t>
-      </w:r>
-      <w:r>
-        <w:t xml:space="preserve"> </w:t>
-      </w:r>
-      <w:r>
-        <w:rPr>
-          <w:rStyle w:val="VerbatimChar"/>
-        </w:rPr>
-        <w:t xml:space="preserve">.env.local</w:t>
-      </w:r>
-      <w:r>
-        <w:t xml:space="preserve">.</w:t>
+        <w:t xml:space="preserve">Tambah</w:t>
+      </w:r>
+      <w:r>
+        <w:t xml:space="preserve"> </w:t>
+      </w:r>
+      <w:r>
+        <w:rPr>
+          <w:rStyle w:val="VerbatimChar"/>
+        </w:rPr>
+        <w:t xml:space="preserve">faskes_id</w:t>
+      </w:r>
+      <w:r>
+        <w:t xml:space="preserve"> </w:t>
+      </w:r>
+      <w:r>
+        <w:t xml:space="preserve">claim ke JWT payload (re-encode</w:t>
+      </w:r>
+      <w:r>
+        <w:t xml:space="preserve"> </w:t>
+      </w:r>
+      <w:r>
+        <w:rPr>
+          <w:rStyle w:val="VerbatimChar"/>
+        </w:rPr>
+        <w:t xml:space="preserve">api/auth.py:23-34</w:t>
+      </w:r>
+      <w:r>
+        <w:t xml:space="preserve">).</w:t>
       </w:r>
     </w:p>
     <w:p>
@@ -11478,125 +11576,136 @@
         </w:numPr>
       </w:pPr>
       <w:r>
-        <w:rPr>
-          <w:rStyle w:val="VerbatimChar"/>
-        </w:rPr>
-        <w:t xml:space="preserve">.gitignore</w:t>
-      </w:r>
-      <w:r>
-        <w:t xml:space="preserve"> </w:t>
-      </w:r>
-      <w:r>
-        <w:t xml:space="preserve">backend (</w:t>
-      </w:r>
-      <w:r>
-        <w:rPr>
-          <w:rStyle w:val="VerbatimChar"/>
-        </w:rPr>
-        <w:t xml:space="preserve">.gitignore:18</w:t>
-      </w:r>
-      <w:r>
-        <w:t xml:space="preserve">-</w:t>
-      </w:r>
-      <w:r>
-        <w:rPr>
-          <w:rStyle w:val="VerbatimChar"/>
-        </w:rPr>
-        <w:t xml:space="preserve">28</w:t>
-      </w:r>
-      <w:r>
-        <w:t xml:space="preserve">) dan frontend (</w:t>
-      </w:r>
-      <w:r>
-        <w:rPr>
-          <w:rStyle w:val="VerbatimChar"/>
-        </w:rPr>
-        <w:t xml:space="preserve">FrontendMedWatch/.gitignore:25</w:t>
-      </w:r>
-      <w:r>
-        <w:t xml:space="preserve">,</w:t>
-      </w:r>
-      <w:r>
-        <w:t xml:space="preserve"> </w:t>
-      </w:r>
-      <w:r>
-        <w:rPr>
-          <w:rStyle w:val="VerbatimChar"/>
-        </w:rPr>
-        <w:t xml:space="preserve">:34</w:t>
-      </w:r>
-      <w:r>
-        <w:t xml:space="preserve">) mengecualikan</w:t>
-      </w:r>
-      <w:r>
-        <w:t xml:space="preserve"> </w:t>
-      </w:r>
-      <w:r>
-        <w:rPr>
-          <w:rStyle w:val="VerbatimChar"/>
-        </w:rPr>
-        <w:t xml:space="preserve">*.pem</w:t>
-      </w:r>
-      <w:r>
-        <w:t xml:space="preserve">,</w:t>
-      </w:r>
-      <w:r>
-        <w:t xml:space="preserve"> </w:t>
-      </w:r>
-      <w:r>
-        <w:rPr>
-          <w:rStyle w:val="VerbatimChar"/>
-        </w:rPr>
-        <w:t xml:space="preserve">*.key</w:t>
-      </w:r>
-      <w:r>
-        <w:t xml:space="preserve">,</w:t>
-      </w:r>
-      <w:r>
-        <w:t xml:space="preserve"> </w:t>
-      </w:r>
-      <w:r>
-        <w:rPr>
-          <w:rStyle w:val="VerbatimChar"/>
-        </w:rPr>
-        <w:t xml:space="preserve">service-account*.json</w:t>
-      </w:r>
-      <w:r>
-        <w:t xml:space="preserve">,</w:t>
-      </w:r>
-      <w:r>
-        <w:t xml:space="preserve"> </w:t>
-      </w:r>
-      <w:r>
-        <w:rPr>
-          <w:rStyle w:val="VerbatimChar"/>
-        </w:rPr>
-        <w:t xml:space="preserve">gcp-key*.json</w:t>
-      </w:r>
-      <w:r>
-        <w:t xml:space="preserve">,</w:t>
-      </w:r>
-      <w:r>
-        <w:t xml:space="preserve"> </w:t>
-      </w:r>
-      <w:r>
-        <w:rPr>
-          <w:rStyle w:val="VerbatimChar"/>
-        </w:rPr>
-        <w:t xml:space="preserve">.env.local</w:t>
+        <w:t xml:space="preserve">Filter</w:t>
+      </w:r>
+      <w:r>
+        <w:t xml:space="preserve"> </w:t>
+      </w:r>
+      <w:r>
+        <w:rPr>
+          <w:rStyle w:val="VerbatimChar"/>
+        </w:rPr>
+        <w:t xml:space="preserve">list_patients</w:t>
+      </w:r>
+      <w:r>
+        <w:t xml:space="preserve"> </w:t>
+      </w:r>
+      <w:r>
+        <w:t xml:space="preserve">(</w:t>
+      </w:r>
+      <w:r>
+        <w:rPr>
+          <w:rStyle w:val="VerbatimChar"/>
+        </w:rPr>
+        <w:t xml:space="preserve">api/routes/patient_routes.py:135-170</w:t>
+      </w:r>
+      <w:r>
+        <w:t xml:space="preserve">) untuk hanya mengembalikan record yang</w:t>
+      </w:r>
+      <w:r>
+        <w:t xml:space="preserve"> </w:t>
+      </w:r>
+      <w:r>
+        <w:rPr>
+          <w:rStyle w:val="VerbatimChar"/>
+        </w:rPr>
+        <w:t xml:space="preserve">faskes_id</w:t>
+      </w:r>
+      <w:r>
+        <w:t xml:space="preserve"> </w:t>
+      </w:r>
+      <w:r>
+        <w:t xml:space="preserve">cocok dengan claim caller.</w:t>
+      </w:r>
+    </w:p>
+    <w:p>
+      <w:pPr>
+        <w:pStyle w:val="Compact"/>
+        <w:numPr>
+          <w:ilvl w:val="0"/>
+          <w:numId w:val="1028"/>
+        </w:numPr>
+      </w:pPr>
+      <w:r>
+        <w:t xml:space="preserve">Filter</w:t>
+      </w:r>
+      <w:r>
+        <w:t xml:space="preserve"> </w:t>
+      </w:r>
+      <w:r>
+        <w:rPr>
+          <w:rStyle w:val="VerbatimChar"/>
+        </w:rPr>
+        <w:t xml:space="preserve">get_patient</w:t>
+      </w:r>
+      <w:r>
+        <w:t xml:space="preserve"> </w:t>
+      </w:r>
+      <w:r>
+        <w:t xml:space="preserve">(</w:t>
+      </w:r>
+      <w:r>
+        <w:rPr>
+          <w:rStyle w:val="VerbatimChar"/>
+        </w:rPr>
+        <w:t xml:space="preserve">api/routes/patient_routes.py:175-195</w:t>
+      </w:r>
+      <w:r>
+        <w:t xml:space="preserve">) dengan check tambahan</w:t>
+      </w:r>
+      <w:r>
+        <w:t xml:space="preserve"> </w:t>
+      </w:r>
+      <w:r>
+        <w:rPr>
+          <w:rStyle w:val="VerbatimChar"/>
+        </w:rPr>
+        <w:t xml:space="preserve">record.faskes_id == g.user['faskes_id']</w:t>
       </w:r>
       <w:r>
         <w:t xml:space="preserve">.</w:t>
       </w:r>
     </w:p>
-    <w:bookmarkEnd w:id="38"/>
-    <w:bookmarkStart w:id="39" w:name="verifikasi-.gitignore-deliverable-w2-d10"/>
-    <w:p>
-      <w:pPr>
-        <w:pStyle w:val="Heading3"/>
-      </w:pPr>
-      <w:r>
-        <w:t xml:space="preserve">8.3 Verifikasi .gitignore (deliverable W2-D10)</w:t>
+    <w:p>
+      <w:pPr>
+        <w:pStyle w:val="Compact"/>
+        <w:numPr>
+          <w:ilvl w:val="0"/>
+          <w:numId w:val="1028"/>
+        </w:numPr>
+      </w:pPr>
+      <w:r>
+        <w:t xml:space="preserve">Migrate seed pasien dengan</w:t>
+      </w:r>
+      <w:r>
+        <w:t xml:space="preserve"> </w:t>
+      </w:r>
+      <w:r>
+        <w:rPr>
+          <w:rStyle w:val="VerbatimChar"/>
+        </w:rPr>
+        <w:t xml:space="preserve">faskes_id</w:t>
+      </w:r>
+      <w:r>
+        <w:t xml:space="preserve"> </w:t>
+      </w:r>
+      <w:r>
+        <w:t xml:space="preserve">derivable dari</w:t>
+      </w:r>
+      <w:r>
+        <w:t xml:space="preserve"> </w:t>
+      </w:r>
+      <w:r>
+        <w:rPr>
+          <w:rStyle w:val="VerbatimChar"/>
+        </w:rPr>
+        <w:t xml:space="preserve">created_by</w:t>
+      </w:r>
+      <w:r>
+        <w:t xml:space="preserve"> </w:t>
+      </w:r>
+      <w:r>
+        <w:t xml:space="preserve">user record.</w:t>
       </w:r>
     </w:p>
     <w:p>
@@ -11604,182 +11713,28 @@
         <w:pStyle w:val="FirstParagraph"/>
       </w:pPr>
       <w:r>
-        <w:t xml:space="preserve">Saat dokumen ini ditulis,</w:t>
-      </w:r>
-      <w:r>
-        <w:t xml:space="preserve"> </w:t>
-      </w:r>
-      <w:r>
-        <w:rPr>
-          <w:rStyle w:val="VerbatimChar"/>
-        </w:rPr>
-        <w:t xml:space="preserve">.gitignore</w:t>
-      </w:r>
-      <w:r>
-        <w:t xml:space="preserve"> </w:t>
-      </w:r>
-      <w:r>
-        <w:t xml:space="preserve">backend memuat (line numbers per state Wave 2):</w:t>
-      </w:r>
-    </w:p>
-    <w:p>
-      <w:pPr>
-        <w:pStyle w:val="SourceCode"/>
-      </w:pPr>
-      <w:r>
-        <w:rPr>
-          <w:rStyle w:val="VerbatimChar"/>
-        </w:rPr>
-        <w:t xml:space="preserve">.env</w:t>
-      </w:r>
-      <w:r>
-        <w:br/>
-      </w:r>
-      <w:r>
-        <w:rPr>
-          <w:rStyle w:val="VerbatimChar"/>
-        </w:rPr>
-        <w:t xml:space="preserve">.env.*</w:t>
-      </w:r>
-      <w:r>
-        <w:br/>
-      </w:r>
-      <w:r>
-        <w:rPr>
-          <w:rStyle w:val="VerbatimChar"/>
-        </w:rPr>
-        <w:t xml:space="preserve">.env.local</w:t>
-      </w:r>
-      <w:r>
-        <w:br/>
-      </w:r>
-      <w:r>
-        <w:rPr>
-          <w:rStyle w:val="VerbatimChar"/>
-        </w:rPr>
-        <w:t xml:space="preserve">!.env.example</w:t>
-      </w:r>
-      <w:r>
-        <w:br/>
-      </w:r>
-      <w:r>
-        <w:rPr>
-          <w:rStyle w:val="VerbatimChar"/>
-        </w:rPr>
-        <w:t xml:space="preserve">*.pem</w:t>
-      </w:r>
-      <w:r>
-        <w:br/>
-      </w:r>
-      <w:r>
-        <w:rPr>
-          <w:rStyle w:val="VerbatimChar"/>
-        </w:rPr>
-        <w:t xml:space="preserve">*.key</w:t>
-      </w:r>
-      <w:r>
-        <w:br/>
-      </w:r>
-      <w:r>
-        <w:rPr>
-          <w:rStyle w:val="VerbatimChar"/>
-        </w:rPr>
-        <w:t xml:space="preserve">service-account*.json</w:t>
-      </w:r>
-      <w:r>
-        <w:br/>
-      </w:r>
-      <w:r>
-        <w:rPr>
-          <w:rStyle w:val="VerbatimChar"/>
-        </w:rPr>
-        <w:t xml:space="preserve">gcp-key*.json</w:t>
-      </w:r>
-    </w:p>
-    <w:p>
-      <w:pPr>
-        <w:pStyle w:val="FirstParagraph"/>
-      </w:pPr>
-      <w:r>
-        <w:rPr>
-          <w:rStyle w:val="VerbatimChar"/>
-        </w:rPr>
-        <w:t xml:space="preserve">.gitignore</w:t>
-      </w:r>
-      <w:r>
-        <w:t xml:space="preserve"> </w:t>
-      </w:r>
-      <w:r>
-        <w:t xml:space="preserve">frontend memuat</w:t>
-      </w:r>
-      <w:r>
-        <w:t xml:space="preserve"> </w:t>
-      </w:r>
-      <w:r>
-        <w:rPr>
-          <w:rStyle w:val="VerbatimChar"/>
-        </w:rPr>
-        <w:t xml:space="preserve">.env*</w:t>
-      </w:r>
-      <w:r>
-        <w:t xml:space="preserve">,</w:t>
-      </w:r>
-      <w:r>
-        <w:t xml:space="preserve"> </w:t>
-      </w:r>
-      <w:r>
-        <w:rPr>
-          <w:rStyle w:val="VerbatimChar"/>
-        </w:rPr>
-        <w:t xml:space="preserve">*.pem</w:t>
-      </w:r>
-      <w:r>
-        <w:t xml:space="preserve">,</w:t>
-      </w:r>
-      <w:r>
-        <w:t xml:space="preserve"> </w:t>
-      </w:r>
-      <w:r>
-        <w:rPr>
-          <w:rStyle w:val="VerbatimChar"/>
-        </w:rPr>
-        <w:t xml:space="preserve">.env*.local</w:t>
-      </w:r>
-      <w:r>
-        <w:t xml:space="preserve">. Kombinasi ini mencegah commit value secret yang umum.</w:t>
-      </w:r>
-      <w:r>
-        <w:t xml:space="preserve"> </w:t>
-      </w:r>
-      <w:r>
-        <w:rPr>
-          <w:rStyle w:val="VerbatimChar"/>
-        </w:rPr>
-        <w:t xml:space="preserve">.env.example</w:t>
-      </w:r>
-      <w:r>
-        <w:t xml:space="preserve"> </w:t>
-      </w:r>
-      <w:r>
-        <w:t xml:space="preserve">(template tanpa nilai) sengaja tidak di-ignore agar developer baru tahu env apa yang dibutuhkan.</w:t>
-      </w:r>
-    </w:p>
-    <w:bookmarkEnd w:id="39"/>
-    <w:bookmarkStart w:id="40" w:name="aturan-emergency-rotasi-constraint-10"/>
-    <w:p>
-      <w:pPr>
-        <w:pStyle w:val="Heading3"/>
-      </w:pPr>
-      <w:r>
-        <w:t xml:space="preserve">8.4 Aturan emergency rotasi (constraint 10)</w:t>
-      </w:r>
-    </w:p>
-    <w:p>
-      <w:pPr>
-        <w:pStyle w:val="FirstParagraph"/>
-      </w:pPr>
-      <w:r>
-        <w:t xml:space="preserve">Jika real secret terdeteksi di history git:</w:t>
+        <w:rPr>
+          <w:b/>
+          <w:bCs/>
+        </w:rPr>
+        <w:t xml:space="preserve">STRIDE update untuk H07-2 (Elevation of Privilege ekspans):</w:t>
+      </w:r>
+    </w:p>
+    <w:p>
+      <w:pPr>
+        <w:pStyle w:val="BodyText"/>
+      </w:pPr>
+      <w:r>
+        <w:t xml:space="preserve">Dari tabel 5.2 A2 Patient PII SOAP, kolom E (Elevation of Privilege) saat ini mencatat</w:t>
+      </w:r>
+      <w:r>
+        <w:t xml:space="preserve"> </w:t>
+      </w:r>
+      <w:r>
+        <w:t xml:space="preserve">“Masyarakat mengakses pasien orang lain | Ownership check eksplisit | 403”</w:t>
+      </w:r>
+      <w:r>
+        <w:t xml:space="preserve">. Ekstensi:</w:t>
       </w:r>
     </w:p>
     <w:p>
@@ -11791,195 +11746,53 @@
         </w:numPr>
       </w:pPr>
       <w:r>
-        <w:t xml:space="preserve">Mark file sebagai compromised di</w:t>
-      </w:r>
-      <w:r>
-        <w:t xml:space="preserve"> </w:t>
-      </w:r>
-      <w:r>
-        <w:rPr>
-          <w:rStyle w:val="VerbatimChar"/>
-        </w:rPr>
-        <w:t xml:space="preserve">.mission/findings/security/</w:t>
-      </w:r>
-      <w:r>
-        <w:t xml:space="preserve">.</w:t>
-      </w:r>
-    </w:p>
-    <w:p>
-      <w:pPr>
-        <w:pStyle w:val="Compact"/>
-        <w:numPr>
-          <w:ilvl w:val="0"/>
-          <w:numId w:val="1029"/>
-        </w:numPr>
-      </w:pPr>
-      <w:r>
         <w:rPr>
           <w:b/>
           <w:bCs/>
         </w:rPr>
-        <w:t xml:space="preserve">Rotate dahulu</w:t>
-      </w:r>
-      <w:r>
-        <w:t xml:space="preserve"> </w:t>
-      </w:r>
-      <w:r>
-        <w:t xml:space="preserve">(Cloud Console: Secret Manager</w:t>
-      </w:r>
-      <w:r>
-        <w:t xml:space="preserve"> </w:t>
-      </w:r>
-      <w:r>
-        <w:rPr>
-          <w:rStyle w:val="VerbatimChar"/>
-        </w:rPr>
-        <w:t xml:space="preserve">Add new version</w:t>
-      </w:r>
-      <w:r>
-        <w:t xml:space="preserve">; openFDA: re-issue key).</w:t>
-      </w:r>
-    </w:p>
-    <w:p>
-      <w:pPr>
-        <w:pStyle w:val="Compact"/>
-        <w:numPr>
-          <w:ilvl w:val="0"/>
-          <w:numId w:val="1029"/>
-        </w:numPr>
-      </w:pPr>
-      <w:r>
-        <w:t xml:space="preserve">Update Cloud Run revision /</w:t>
-      </w:r>
-      <w:r>
-        <w:t xml:space="preserve"> </w:t>
-      </w:r>
-      <w:r>
-        <w:rPr>
-          <w:rStyle w:val="VerbatimChar"/>
-        </w:rPr>
-        <w:t xml:space="preserve">.env.local</w:t>
-      </w:r>
-      <w:r>
-        <w:t xml:space="preserve"> </w:t>
-      </w:r>
-      <w:r>
-        <w:t xml:space="preserve">developer dengan versi baru.</w:t>
-      </w:r>
-    </w:p>
-    <w:p>
-      <w:pPr>
-        <w:pStyle w:val="Compact"/>
-        <w:numPr>
-          <w:ilvl w:val="0"/>
-          <w:numId w:val="1029"/>
-        </w:numPr>
-      </w:pPr>
-      <w:r>
-        <w:rPr>
-          <w:b/>
-          <w:bCs/>
-        </w:rPr>
-        <w:t xml:space="preserve">Tidak melakukan</w:t>
-      </w:r>
-      <w:r>
-        <w:t xml:space="preserve"> </w:t>
-      </w:r>
-      <w:r>
-        <w:rPr>
-          <w:rStyle w:val="VerbatimChar"/>
-        </w:rPr>
-        <w:t xml:space="preserve">git filter-branch</w:t>
-      </w:r>
-      <w:r>
-        <w:t xml:space="preserve">,</w:t>
-      </w:r>
-      <w:r>
-        <w:t xml:space="preserve"> </w:t>
-      </w:r>
-      <w:r>
-        <w:rPr>
-          <w:rStyle w:val="VerbatimChar"/>
-        </w:rPr>
-        <w:t xml:space="preserve">bfg</w:t>
-      </w:r>
-      <w:r>
-        <w:t xml:space="preserve">, atau</w:t>
-      </w:r>
-      <w:r>
-        <w:t xml:space="preserve"> </w:t>
-      </w:r>
-      <w:r>
-        <w:rPr>
-          <w:rStyle w:val="VerbatimChar"/>
-        </w:rPr>
-        <w:t xml:space="preserve">git push --force</w:t>
-      </w:r>
-      <w:r>
-        <w:t xml:space="preserve">; history rewriting di-block oleh mission constraint 10 untuk repo academic. Catat di</w:t>
-      </w:r>
-      <w:r>
-        <w:t xml:space="preserve"> </w:t>
-      </w:r>
-      <w:r>
-        <w:rPr>
-          <w:rStyle w:val="VerbatimChar"/>
-        </w:rPr>
-        <w:t xml:space="preserve">.mission/blockers/</w:t>
-      </w:r>
-      <w:r>
-        <w:t xml:space="preserve"> </w:t>
-      </w:r>
-      <w:r>
-        <w:t xml:space="preserve">jika dosen meminta history clean.</w:t>
-      </w:r>
-    </w:p>
-    <w:bookmarkEnd w:id="40"/>
-    <w:bookmarkStart w:id="41" w:name="akun-terlarang"/>
-    <w:p>
-      <w:pPr>
-        <w:pStyle w:val="Heading3"/>
-      </w:pPr>
-      <w:r>
-        <w:t xml:space="preserve">8.5 Akun terlarang</w:t>
-      </w:r>
-    </w:p>
-    <w:p>
-      <w:pPr>
-        <w:pStyle w:val="FirstParagraph"/>
-      </w:pPr>
-      <w:r>
-        <w:t xml:space="preserve">Akun</w:t>
-      </w:r>
-      <w:r>
-        <w:t xml:space="preserve"> </w:t>
-      </w:r>
-      <w:r>
-        <w:rPr>
-          <w:rStyle w:val="VerbatimChar"/>
-        </w:rPr>
-        <w:t xml:space="preserve">dudungdotnet@gmail.com</w:t>
-      </w:r>
-      <w:r>
-        <w:t xml:space="preserve"> </w:t>
-      </w:r>
-      <w:r>
-        <w:t xml:space="preserve">tidak boleh dilibatkan di operasi GCP/Vercel manapun (mission constraint). Verifikasi rutin:</w:t>
-      </w:r>
-      <w:r>
-        <w:t xml:space="preserve"> </w:t>
-      </w:r>
-      <w:r>
-        <w:rPr>
-          <w:rStyle w:val="VerbatimChar"/>
-        </w:rPr>
-        <w:t xml:space="preserve">gcloud projects get-iam-policy medwatch-polban-2026 --format=json | grep dudungdotnet</w:t>
-      </w:r>
-      <w:r>
-        <w:t xml:space="preserve"> </w:t>
-      </w:r>
-      <w:r>
-        <w:t xml:space="preserve">harus tidak ada hasil.</w:t>
+        <w:t xml:space="preserve">Tenaga kesehatan A mengakses pasien yang di-create oleh tenaga kesehatan B di Faskes berbeda (hipotetis multi-Faskes deployment):</w:t>
+      </w:r>
+      <w:r>
+        <w:t xml:space="preserve"> </w:t>
+      </w:r>
+      <w:r>
+        <w:t xml:space="preserve">mitigasi saat ini = tidak ada (single-faskes assumption). Mitigasi production = JWT</w:t>
+      </w:r>
+      <w:r>
+        <w:t xml:space="preserve"> </w:t>
+      </w:r>
+      <w:r>
+        <w:rPr>
+          <w:rStyle w:val="VerbatimChar"/>
+        </w:rPr>
+        <w:t xml:space="preserve">faskes_id</w:t>
+      </w:r>
+      <w:r>
+        <w:t xml:space="preserve"> </w:t>
+      </w:r>
+      <w:r>
+        <w:t xml:space="preserve">claim + filter di</w:t>
+      </w:r>
+      <w:r>
+        <w:t xml:space="preserve"> </w:t>
+      </w:r>
+      <w:r>
+        <w:rPr>
+          <w:rStyle w:val="VerbatimChar"/>
+        </w:rPr>
+        <w:t xml:space="preserve">list_patients</w:t>
+      </w:r>
+      <w:r>
+        <w:t xml:space="preserve">/</w:t>
+      </w:r>
+      <w:r>
+        <w:rPr>
+          <w:rStyle w:val="VerbatimChar"/>
+        </w:rPr>
+        <w:t xml:space="preserve">get_patient</w:t>
+      </w:r>
+      <w:r>
+        <w:t xml:space="preserve">. Residual saat submission akademik: accepted-and-documented karena scope mission. Tidak ada PII real terbocor karena dataset sintetik.</w:t>
       </w:r>
     </w:p>
     <w:p>
@@ -11989,15 +11802,15 @@
         </w:pict>
       </w:r>
     </w:p>
-    <w:bookmarkEnd w:id="41"/>
-    <w:bookmarkEnd w:id="42"/>
-    <w:bookmarkStart w:id="48" w:name="daftar-periksa-sebelum-demo"/>
+    <w:bookmarkEnd w:id="38"/>
+    <w:bookmarkEnd w:id="39"/>
+    <w:bookmarkStart w:id="45" w:name="praktik-operasional"/>
     <w:p>
       <w:pPr>
         <w:pStyle w:val="Heading2"/>
       </w:pPr>
       <w:r>
-        <w:t xml:space="preserve">9. Daftar Periksa Sebelum Demo</w:t>
+        <w:t xml:space="preserve">8. Praktik Operasional</w:t>
       </w:r>
     </w:p>
     <w:p>
@@ -12005,16 +11818,39 @@
         <w:pStyle w:val="FirstParagraph"/>
       </w:pPr>
       <w:r>
-        <w:t xml:space="preserve">Sebelum sesi presentasi di hadapan dosen pendamping (Aprianti Nanda Sari, Ade Chandra Nugraha, Ardhian Ekawijana) pada 25 Mei 2026 atau jadwal kelas berikutnya, jalankan checklist berikut:</w:t>
-      </w:r>
-    </w:p>
-    <w:bookmarkStart w:id="43" w:name="backend-cloud-run"/>
+        <w:t xml:space="preserve">Section ini menjabarkan disiplin operasional yang dipertahankan tim selama mission, sesuai mission constraint 7 (Indonesian context + dokumentasi formal), 10 (no destructive git/push), dan 12 (credential anti-leak).</w:t>
+      </w:r>
+    </w:p>
+    <w:bookmarkStart w:id="40" w:name="X0ec47a33fc871c6dc044f4f4e81b1fe721ab1a2"/>
     <w:p>
       <w:pPr>
         <w:pStyle w:val="Heading3"/>
       </w:pPr>
       <w:r>
-        <w:t xml:space="preserve">9.1 Backend (Cloud Run)</w:t>
+        <w:t xml:space="preserve">8.1 Per-commit secret scan (mission constraint 12)</w:t>
+      </w:r>
+    </w:p>
+    <w:p>
+      <w:pPr>
+        <w:pStyle w:val="FirstParagraph"/>
+      </w:pPr>
+      <w:r>
+        <w:t xml:space="preserve">Setiap commit di-block oleh script</w:t>
+      </w:r>
+      <w:r>
+        <w:t xml:space="preserve"> </w:t>
+      </w:r>
+      <w:r>
+        <w:rPr>
+          <w:rStyle w:val="VerbatimChar"/>
+        </w:rPr>
+        <w:t xml:space="preserve">.claude/scripts/secret-scan.sh</w:t>
+      </w:r>
+      <w:r>
+        <w:t xml:space="preserve"> </w:t>
+      </w:r>
+      <w:r>
+        <w:t xml:space="preserve">jika staged diff memuat pola berbahaya:</w:t>
       </w:r>
     </w:p>
     <w:p>
@@ -12029,13 +11865,202 @@
         <w:rPr>
           <w:rStyle w:val="VerbatimChar"/>
         </w:rPr>
-        <w:t xml:space="preserve">gcloud run services describe medwatch-api --region asia-southeast1 --format='value(status.url)'</w:t>
-      </w:r>
-      <w:r>
-        <w:t xml:space="preserve"> </w:t>
-      </w:r>
-      <w:r>
-        <w:t xml:space="preserve">mengembalikan URL aktif.</w:t>
+        <w:t xml:space="preserve">sk-...</w:t>
+      </w:r>
+      <w:r>
+        <w:t xml:space="preserve"> </w:t>
+      </w:r>
+      <w:r>
+        <w:t xml:space="preserve">(OpenAI / Anthropic API key)</w:t>
+      </w:r>
+    </w:p>
+    <w:p>
+      <w:pPr>
+        <w:pStyle w:val="Compact"/>
+        <w:numPr>
+          <w:ilvl w:val="0"/>
+          <w:numId w:val="1030"/>
+        </w:numPr>
+      </w:pPr>
+      <w:r>
+        <w:rPr>
+          <w:rStyle w:val="VerbatimChar"/>
+        </w:rPr>
+        <w:t xml:space="preserve">ghp_</w:t>
+      </w:r>
+      <w:r>
+        <w:t xml:space="preserve">,</w:t>
+      </w:r>
+      <w:r>
+        <w:t xml:space="preserve"> </w:t>
+      </w:r>
+      <w:r>
+        <w:rPr>
+          <w:rStyle w:val="VerbatimChar"/>
+        </w:rPr>
+        <w:t xml:space="preserve">gho_</w:t>
+      </w:r>
+      <w:r>
+        <w:t xml:space="preserve"> </w:t>
+      </w:r>
+      <w:r>
+        <w:t xml:space="preserve">(GitHub PAT)</w:t>
+      </w:r>
+    </w:p>
+    <w:p>
+      <w:pPr>
+        <w:pStyle w:val="Compact"/>
+        <w:numPr>
+          <w:ilvl w:val="0"/>
+          <w:numId w:val="1030"/>
+        </w:numPr>
+      </w:pPr>
+      <w:r>
+        <w:rPr>
+          <w:rStyle w:val="VerbatimChar"/>
+        </w:rPr>
+        <w:t xml:space="preserve">AKIA[0-9A-Z]{16}</w:t>
+      </w:r>
+      <w:r>
+        <w:t xml:space="preserve"> </w:t>
+      </w:r>
+      <w:r>
+        <w:t xml:space="preserve">(AWS access key id)</w:t>
+      </w:r>
+    </w:p>
+    <w:p>
+      <w:pPr>
+        <w:pStyle w:val="Compact"/>
+        <w:numPr>
+          <w:ilvl w:val="0"/>
+          <w:numId w:val="1030"/>
+        </w:numPr>
+      </w:pPr>
+      <w:r>
+        <w:rPr>
+          <w:rStyle w:val="VerbatimChar"/>
+        </w:rPr>
+        <w:t xml:space="preserve">xox[abprs]-</w:t>
+      </w:r>
+      <w:r>
+        <w:t xml:space="preserve"> </w:t>
+      </w:r>
+      <w:r>
+        <w:t xml:space="preserve">(Slack token)</w:t>
+      </w:r>
+    </w:p>
+    <w:p>
+      <w:pPr>
+        <w:pStyle w:val="Compact"/>
+        <w:numPr>
+          <w:ilvl w:val="0"/>
+          <w:numId w:val="1030"/>
+        </w:numPr>
+      </w:pPr>
+      <w:r>
+        <w:rPr>
+          <w:rStyle w:val="VerbatimChar"/>
+        </w:rPr>
+        <w:t xml:space="preserve">BEGIN .* PRIVATE KEY</w:t>
+      </w:r>
+      <w:r>
+        <w:t xml:space="preserve"> </w:t>
+      </w:r>
+      <w:r>
+        <w:t xml:space="preserve">(PEM private key)</w:t>
+      </w:r>
+    </w:p>
+    <w:p>
+      <w:pPr>
+        <w:pStyle w:val="Compact"/>
+        <w:numPr>
+          <w:ilvl w:val="0"/>
+          <w:numId w:val="1030"/>
+        </w:numPr>
+      </w:pPr>
+      <w:r>
+        <w:rPr>
+          <w:rStyle w:val="VerbatimChar"/>
+        </w:rPr>
+        <w:t xml:space="preserve">JWT_SECRET=&lt;non-placeholder value&gt;</w:t>
+      </w:r>
+    </w:p>
+    <w:p>
+      <w:pPr>
+        <w:pStyle w:val="Compact"/>
+        <w:numPr>
+          <w:ilvl w:val="0"/>
+          <w:numId w:val="1030"/>
+        </w:numPr>
+      </w:pPr>
+      <w:r>
+        <w:rPr>
+          <w:rStyle w:val="VerbatimChar"/>
+        </w:rPr>
+        <w:t xml:space="preserve">api_key=&lt;non-placeholder value&gt;</w:t>
+      </w:r>
+    </w:p>
+    <w:p>
+      <w:pPr>
+        <w:pStyle w:val="Compact"/>
+        <w:numPr>
+          <w:ilvl w:val="0"/>
+          <w:numId w:val="1030"/>
+        </w:numPr>
+      </w:pPr>
+      <w:r>
+        <w:t xml:space="preserve">Inline service-account JSON</w:t>
+      </w:r>
+    </w:p>
+    <w:p>
+      <w:pPr>
+        <w:pStyle w:val="Compact"/>
+        <w:numPr>
+          <w:ilvl w:val="0"/>
+          <w:numId w:val="1030"/>
+        </w:numPr>
+      </w:pPr>
+      <w:r>
+        <w:t xml:space="preserve">Connection string</w:t>
+      </w:r>
+      <w:r>
+        <w:t xml:space="preserve"> </w:t>
+      </w:r>
+      <w:r>
+        <w:rPr>
+          <w:rStyle w:val="VerbatimChar"/>
+        </w:rPr>
+        <w:t xml:space="preserve">://user:password@</w:t>
+      </w:r>
+    </w:p>
+    <w:p>
+      <w:pPr>
+        <w:pStyle w:val="FirstParagraph"/>
+      </w:pPr>
+      <w:r>
+        <w:t xml:space="preserve">Pada match, commit di-abort, finding di-record sebagai</w:t>
+      </w:r>
+      <w:r>
+        <w:t xml:space="preserve"> </w:t>
+      </w:r>
+      <w:r>
+        <w:rPr>
+          <w:rStyle w:val="VerbatimChar"/>
+        </w:rPr>
+        <w:t xml:space="preserve">open_blocker</w:t>
+      </w:r>
+      <w:r>
+        <w:t xml:space="preserve">, dan diff di-redact sebelum commit ulang.</w:t>
+      </w:r>
+    </w:p>
+    <w:bookmarkEnd w:id="40"/>
+    <w:bookmarkStart w:id="41" w:name="service-account-key-files-tidak-di-repo"/>
+    <w:p>
+      <w:pPr>
+        <w:pStyle w:val="Heading3"/>
+      </w:pPr>
+      <w:r>
+        <w:t xml:space="preserve">8.2 Service account key files tidak di repo</w:t>
       </w:r>
     </w:p>
     <w:p>
@@ -12047,16 +12072,389 @@
         </w:numPr>
       </w:pPr>
       <w:r>
-        <w:rPr>
-          <w:rStyle w:val="VerbatimChar"/>
-        </w:rPr>
-        <w:t xml:space="preserve">curl &lt;url&gt;/health</w:t>
-      </w:r>
-      <w:r>
-        <w:t xml:space="preserve"> </w:t>
-      </w:r>
-      <w:r>
-        <w:t xml:space="preserve">mengembalikan 200 OK.</w:t>
+        <w:t xml:space="preserve">Cloud Run menggunakan default service account</w:t>
+      </w:r>
+      <w:r>
+        <w:t xml:space="preserve"> </w:t>
+      </w:r>
+      <w:r>
+        <w:rPr>
+          <w:rStyle w:val="VerbatimChar"/>
+        </w:rPr>
+        <w:t xml:space="preserve">517694123086-compute@developer.gserviceaccount.com</w:t>
+      </w:r>
+      <w:r>
+        <w:t xml:space="preserve"> </w:t>
+      </w:r>
+      <w:r>
+        <w:t xml:space="preserve">(resource name OK; lihat</w:t>
+      </w:r>
+      <w:r>
+        <w:t xml:space="preserve"> </w:t>
+      </w:r>
+      <w:r>
+        <w:rPr>
+          <w:rStyle w:val="VerbatimChar"/>
+        </w:rPr>
+        <w:t xml:space="preserve">docs/SECURITY_AUDIT.md</w:t>
+      </w:r>
+      <w:r>
+        <w:t xml:space="preserve"> </w:t>
+      </w:r>
+      <w:r>
+        <w:t xml:space="preserve">GCP IAM Review). Tidak ada</w:t>
+      </w:r>
+      <w:r>
+        <w:t xml:space="preserve"> </w:t>
+      </w:r>
+      <w:r>
+        <w:rPr>
+          <w:rStyle w:val="VerbatimChar"/>
+        </w:rPr>
+        <w:t xml:space="preserve">service-account.json</w:t>
+      </w:r>
+      <w:r>
+        <w:t xml:space="preserve"> </w:t>
+      </w:r>
+      <w:r>
+        <w:t xml:space="preserve">di-download untuk lokal.</w:t>
+      </w:r>
+    </w:p>
+    <w:p>
+      <w:pPr>
+        <w:pStyle w:val="Compact"/>
+        <w:numPr>
+          <w:ilvl w:val="0"/>
+          <w:numId w:val="1031"/>
+        </w:numPr>
+      </w:pPr>
+      <w:r>
+        <w:t xml:space="preserve">Vercel menggunakan OIDC Workload Identity Federation atau Vercel-managed env var; tidak ada GCP SA key di-export ke</w:t>
+      </w:r>
+      <w:r>
+        <w:t xml:space="preserve"> </w:t>
+      </w:r>
+      <w:r>
+        <w:rPr>
+          <w:rStyle w:val="VerbatimChar"/>
+        </w:rPr>
+        <w:t xml:space="preserve">.env.local</w:t>
+      </w:r>
+      <w:r>
+        <w:t xml:space="preserve">.</w:t>
+      </w:r>
+    </w:p>
+    <w:p>
+      <w:pPr>
+        <w:pStyle w:val="Compact"/>
+        <w:numPr>
+          <w:ilvl w:val="0"/>
+          <w:numId w:val="1031"/>
+        </w:numPr>
+      </w:pPr>
+      <w:r>
+        <w:rPr>
+          <w:rStyle w:val="VerbatimChar"/>
+        </w:rPr>
+        <w:t xml:space="preserve">.gitignore</w:t>
+      </w:r>
+      <w:r>
+        <w:t xml:space="preserve"> </w:t>
+      </w:r>
+      <w:r>
+        <w:t xml:space="preserve">backend (</w:t>
+      </w:r>
+      <w:r>
+        <w:rPr>
+          <w:rStyle w:val="VerbatimChar"/>
+        </w:rPr>
+        <w:t xml:space="preserve">.gitignore:18</w:t>
+      </w:r>
+      <w:r>
+        <w:t xml:space="preserve">-</w:t>
+      </w:r>
+      <w:r>
+        <w:rPr>
+          <w:rStyle w:val="VerbatimChar"/>
+        </w:rPr>
+        <w:t xml:space="preserve">28</w:t>
+      </w:r>
+      <w:r>
+        <w:t xml:space="preserve">) dan frontend (</w:t>
+      </w:r>
+      <w:r>
+        <w:rPr>
+          <w:rStyle w:val="VerbatimChar"/>
+        </w:rPr>
+        <w:t xml:space="preserve">FrontendMedWatch/.gitignore:25</w:t>
+      </w:r>
+      <w:r>
+        <w:t xml:space="preserve">,</w:t>
+      </w:r>
+      <w:r>
+        <w:t xml:space="preserve"> </w:t>
+      </w:r>
+      <w:r>
+        <w:rPr>
+          <w:rStyle w:val="VerbatimChar"/>
+        </w:rPr>
+        <w:t xml:space="preserve">:34</w:t>
+      </w:r>
+      <w:r>
+        <w:t xml:space="preserve">) mengecualikan</w:t>
+      </w:r>
+      <w:r>
+        <w:t xml:space="preserve"> </w:t>
+      </w:r>
+      <w:r>
+        <w:rPr>
+          <w:rStyle w:val="VerbatimChar"/>
+        </w:rPr>
+        <w:t xml:space="preserve">*.pem</w:t>
+      </w:r>
+      <w:r>
+        <w:t xml:space="preserve">,</w:t>
+      </w:r>
+      <w:r>
+        <w:t xml:space="preserve"> </w:t>
+      </w:r>
+      <w:r>
+        <w:rPr>
+          <w:rStyle w:val="VerbatimChar"/>
+        </w:rPr>
+        <w:t xml:space="preserve">*.key</w:t>
+      </w:r>
+      <w:r>
+        <w:t xml:space="preserve">,</w:t>
+      </w:r>
+      <w:r>
+        <w:t xml:space="preserve"> </w:t>
+      </w:r>
+      <w:r>
+        <w:rPr>
+          <w:rStyle w:val="VerbatimChar"/>
+        </w:rPr>
+        <w:t xml:space="preserve">service-account*.json</w:t>
+      </w:r>
+      <w:r>
+        <w:t xml:space="preserve">,</w:t>
+      </w:r>
+      <w:r>
+        <w:t xml:space="preserve"> </w:t>
+      </w:r>
+      <w:r>
+        <w:rPr>
+          <w:rStyle w:val="VerbatimChar"/>
+        </w:rPr>
+        <w:t xml:space="preserve">gcp-key*.json</w:t>
+      </w:r>
+      <w:r>
+        <w:t xml:space="preserve">,</w:t>
+      </w:r>
+      <w:r>
+        <w:t xml:space="preserve"> </w:t>
+      </w:r>
+      <w:r>
+        <w:rPr>
+          <w:rStyle w:val="VerbatimChar"/>
+        </w:rPr>
+        <w:t xml:space="preserve">.env.local</w:t>
+      </w:r>
+      <w:r>
+        <w:t xml:space="preserve">.</w:t>
+      </w:r>
+    </w:p>
+    <w:bookmarkEnd w:id="41"/>
+    <w:bookmarkStart w:id="42" w:name="verifikasi-.gitignore-deliverable-w2-d10"/>
+    <w:p>
+      <w:pPr>
+        <w:pStyle w:val="Heading3"/>
+      </w:pPr>
+      <w:r>
+        <w:t xml:space="preserve">8.3 Verifikasi .gitignore (deliverable W2-D10)</w:t>
+      </w:r>
+    </w:p>
+    <w:p>
+      <w:pPr>
+        <w:pStyle w:val="FirstParagraph"/>
+      </w:pPr>
+      <w:r>
+        <w:t xml:space="preserve">Saat dokumen ini ditulis,</w:t>
+      </w:r>
+      <w:r>
+        <w:t xml:space="preserve"> </w:t>
+      </w:r>
+      <w:r>
+        <w:rPr>
+          <w:rStyle w:val="VerbatimChar"/>
+        </w:rPr>
+        <w:t xml:space="preserve">.gitignore</w:t>
+      </w:r>
+      <w:r>
+        <w:t xml:space="preserve"> </w:t>
+      </w:r>
+      <w:r>
+        <w:t xml:space="preserve">backend memuat (line numbers per state Wave 2):</w:t>
+      </w:r>
+    </w:p>
+    <w:p>
+      <w:pPr>
+        <w:pStyle w:val="SourceCode"/>
+      </w:pPr>
+      <w:r>
+        <w:rPr>
+          <w:rStyle w:val="VerbatimChar"/>
+        </w:rPr>
+        <w:t xml:space="preserve">.env</w:t>
+      </w:r>
+      <w:r>
+        <w:br/>
+      </w:r>
+      <w:r>
+        <w:rPr>
+          <w:rStyle w:val="VerbatimChar"/>
+        </w:rPr>
+        <w:t xml:space="preserve">.env.*</w:t>
+      </w:r>
+      <w:r>
+        <w:br/>
+      </w:r>
+      <w:r>
+        <w:rPr>
+          <w:rStyle w:val="VerbatimChar"/>
+        </w:rPr>
+        <w:t xml:space="preserve">.env.local</w:t>
+      </w:r>
+      <w:r>
+        <w:br/>
+      </w:r>
+      <w:r>
+        <w:rPr>
+          <w:rStyle w:val="VerbatimChar"/>
+        </w:rPr>
+        <w:t xml:space="preserve">!.env.example</w:t>
+      </w:r>
+      <w:r>
+        <w:br/>
+      </w:r>
+      <w:r>
+        <w:rPr>
+          <w:rStyle w:val="VerbatimChar"/>
+        </w:rPr>
+        <w:t xml:space="preserve">*.pem</w:t>
+      </w:r>
+      <w:r>
+        <w:br/>
+      </w:r>
+      <w:r>
+        <w:rPr>
+          <w:rStyle w:val="VerbatimChar"/>
+        </w:rPr>
+        <w:t xml:space="preserve">*.key</w:t>
+      </w:r>
+      <w:r>
+        <w:br/>
+      </w:r>
+      <w:r>
+        <w:rPr>
+          <w:rStyle w:val="VerbatimChar"/>
+        </w:rPr>
+        <w:t xml:space="preserve">service-account*.json</w:t>
+      </w:r>
+      <w:r>
+        <w:br/>
+      </w:r>
+      <w:r>
+        <w:rPr>
+          <w:rStyle w:val="VerbatimChar"/>
+        </w:rPr>
+        <w:t xml:space="preserve">gcp-key*.json</w:t>
+      </w:r>
+    </w:p>
+    <w:p>
+      <w:pPr>
+        <w:pStyle w:val="FirstParagraph"/>
+      </w:pPr>
+      <w:r>
+        <w:rPr>
+          <w:rStyle w:val="VerbatimChar"/>
+        </w:rPr>
+        <w:t xml:space="preserve">.gitignore</w:t>
+      </w:r>
+      <w:r>
+        <w:t xml:space="preserve"> </w:t>
+      </w:r>
+      <w:r>
+        <w:t xml:space="preserve">frontend memuat</w:t>
+      </w:r>
+      <w:r>
+        <w:t xml:space="preserve"> </w:t>
+      </w:r>
+      <w:r>
+        <w:rPr>
+          <w:rStyle w:val="VerbatimChar"/>
+        </w:rPr>
+        <w:t xml:space="preserve">.env*</w:t>
+      </w:r>
+      <w:r>
+        <w:t xml:space="preserve">,</w:t>
+      </w:r>
+      <w:r>
+        <w:t xml:space="preserve"> </w:t>
+      </w:r>
+      <w:r>
+        <w:rPr>
+          <w:rStyle w:val="VerbatimChar"/>
+        </w:rPr>
+        <w:t xml:space="preserve">*.pem</w:t>
+      </w:r>
+      <w:r>
+        <w:t xml:space="preserve">,</w:t>
+      </w:r>
+      <w:r>
+        <w:t xml:space="preserve"> </w:t>
+      </w:r>
+      <w:r>
+        <w:rPr>
+          <w:rStyle w:val="VerbatimChar"/>
+        </w:rPr>
+        <w:t xml:space="preserve">.env*.local</w:t>
+      </w:r>
+      <w:r>
+        <w:t xml:space="preserve">. Kombinasi ini mencegah commit value secret yang umum.</w:t>
+      </w:r>
+      <w:r>
+        <w:t xml:space="preserve"> </w:t>
+      </w:r>
+      <w:r>
+        <w:rPr>
+          <w:rStyle w:val="VerbatimChar"/>
+        </w:rPr>
+        <w:t xml:space="preserve">.env.example</w:t>
+      </w:r>
+      <w:r>
+        <w:t xml:space="preserve"> </w:t>
+      </w:r>
+      <w:r>
+        <w:t xml:space="preserve">(template tanpa nilai) sengaja tidak di-ignore agar developer baru tahu env apa yang dibutuhkan.</w:t>
+      </w:r>
+    </w:p>
+    <w:bookmarkEnd w:id="42"/>
+    <w:bookmarkStart w:id="43" w:name="aturan-emergency-rotasi-constraint-10"/>
+    <w:p>
+      <w:pPr>
+        <w:pStyle w:val="Heading3"/>
+      </w:pPr>
+      <w:r>
+        <w:t xml:space="preserve">8.4 Aturan emergency rotasi (constraint 10)</w:t>
+      </w:r>
+    </w:p>
+    <w:p>
+      <w:pPr>
+        <w:pStyle w:val="FirstParagraph"/>
+      </w:pPr>
+      <w:r>
+        <w:t xml:space="preserve">Jika real secret terdeteksi di history git:</w:t>
       </w:r>
     </w:p>
     <w:p>
@@ -12068,16 +12466,230 @@
         </w:numPr>
       </w:pPr>
       <w:r>
-        <w:rPr>
-          <w:rStyle w:val="VerbatimChar"/>
-        </w:rPr>
-        <w:t xml:space="preserve">curl -X POST &lt;url&gt;/api/auth/login -H 'Content-Type: application/json' -d '{"username":"admin_demo","password":"&lt;dummy&gt;"}'</w:t>
-      </w:r>
-      <w:r>
-        <w:t xml:space="preserve"> </w:t>
-      </w:r>
-      <w:r>
-        <w:t xml:space="preserve">mengembalikan 401 (kredensial demo nyata diuji secara manual, bukan di-commit ke checklist ini).</w:t>
+        <w:t xml:space="preserve">Mark file sebagai compromised di</w:t>
+      </w:r>
+      <w:r>
+        <w:t xml:space="preserve"> </w:t>
+      </w:r>
+      <w:r>
+        <w:rPr>
+          <w:rStyle w:val="VerbatimChar"/>
+        </w:rPr>
+        <w:t xml:space="preserve">.mission/findings/security/</w:t>
+      </w:r>
+      <w:r>
+        <w:t xml:space="preserve">.</w:t>
+      </w:r>
+    </w:p>
+    <w:p>
+      <w:pPr>
+        <w:pStyle w:val="Compact"/>
+        <w:numPr>
+          <w:ilvl w:val="0"/>
+          <w:numId w:val="1032"/>
+        </w:numPr>
+      </w:pPr>
+      <w:r>
+        <w:rPr>
+          <w:b/>
+          <w:bCs/>
+        </w:rPr>
+        <w:t xml:space="preserve">Rotate dahulu</w:t>
+      </w:r>
+      <w:r>
+        <w:t xml:space="preserve"> </w:t>
+      </w:r>
+      <w:r>
+        <w:t xml:space="preserve">(Cloud Console: Secret Manager</w:t>
+      </w:r>
+      <w:r>
+        <w:t xml:space="preserve"> </w:t>
+      </w:r>
+      <w:r>
+        <w:rPr>
+          <w:rStyle w:val="VerbatimChar"/>
+        </w:rPr>
+        <w:t xml:space="preserve">Add new version</w:t>
+      </w:r>
+      <w:r>
+        <w:t xml:space="preserve">; openFDA: re-issue key).</w:t>
+      </w:r>
+    </w:p>
+    <w:p>
+      <w:pPr>
+        <w:pStyle w:val="Compact"/>
+        <w:numPr>
+          <w:ilvl w:val="0"/>
+          <w:numId w:val="1032"/>
+        </w:numPr>
+      </w:pPr>
+      <w:r>
+        <w:t xml:space="preserve">Update Cloud Run revision /</w:t>
+      </w:r>
+      <w:r>
+        <w:t xml:space="preserve"> </w:t>
+      </w:r>
+      <w:r>
+        <w:rPr>
+          <w:rStyle w:val="VerbatimChar"/>
+        </w:rPr>
+        <w:t xml:space="preserve">.env.local</w:t>
+      </w:r>
+      <w:r>
+        <w:t xml:space="preserve"> </w:t>
+      </w:r>
+      <w:r>
+        <w:t xml:space="preserve">developer dengan versi baru.</w:t>
+      </w:r>
+    </w:p>
+    <w:p>
+      <w:pPr>
+        <w:pStyle w:val="Compact"/>
+        <w:numPr>
+          <w:ilvl w:val="0"/>
+          <w:numId w:val="1032"/>
+        </w:numPr>
+      </w:pPr>
+      <w:r>
+        <w:rPr>
+          <w:b/>
+          <w:bCs/>
+        </w:rPr>
+        <w:t xml:space="preserve">Tidak melakukan</w:t>
+      </w:r>
+      <w:r>
+        <w:t xml:space="preserve"> </w:t>
+      </w:r>
+      <w:r>
+        <w:rPr>
+          <w:rStyle w:val="VerbatimChar"/>
+        </w:rPr>
+        <w:t xml:space="preserve">git filter-branch</w:t>
+      </w:r>
+      <w:r>
+        <w:t xml:space="preserve">,</w:t>
+      </w:r>
+      <w:r>
+        <w:t xml:space="preserve"> </w:t>
+      </w:r>
+      <w:r>
+        <w:rPr>
+          <w:rStyle w:val="VerbatimChar"/>
+        </w:rPr>
+        <w:t xml:space="preserve">bfg</w:t>
+      </w:r>
+      <w:r>
+        <w:t xml:space="preserve">, atau</w:t>
+      </w:r>
+      <w:r>
+        <w:t xml:space="preserve"> </w:t>
+      </w:r>
+      <w:r>
+        <w:rPr>
+          <w:rStyle w:val="VerbatimChar"/>
+        </w:rPr>
+        <w:t xml:space="preserve">git push --force</w:t>
+      </w:r>
+      <w:r>
+        <w:t xml:space="preserve">; history rewriting di-block oleh mission constraint 10 untuk repo academic. Catat di</w:t>
+      </w:r>
+      <w:r>
+        <w:t xml:space="preserve"> </w:t>
+      </w:r>
+      <w:r>
+        <w:rPr>
+          <w:rStyle w:val="VerbatimChar"/>
+        </w:rPr>
+        <w:t xml:space="preserve">.mission/blockers/</w:t>
+      </w:r>
+      <w:r>
+        <w:t xml:space="preserve"> </w:t>
+      </w:r>
+      <w:r>
+        <w:t xml:space="preserve">jika dosen meminta history clean.</w:t>
+      </w:r>
+    </w:p>
+    <w:bookmarkEnd w:id="43"/>
+    <w:bookmarkStart w:id="44" w:name="akun-terlarang"/>
+    <w:p>
+      <w:pPr>
+        <w:pStyle w:val="Heading3"/>
+      </w:pPr>
+      <w:r>
+        <w:t xml:space="preserve">8.5 Akun terlarang</w:t>
+      </w:r>
+    </w:p>
+    <w:p>
+      <w:pPr>
+        <w:pStyle w:val="FirstParagraph"/>
+      </w:pPr>
+      <w:r>
+        <w:t xml:space="preserve">Akun</w:t>
+      </w:r>
+      <w:r>
+        <w:t xml:space="preserve"> </w:t>
+      </w:r>
+      <w:r>
+        <w:rPr>
+          <w:rStyle w:val="VerbatimChar"/>
+        </w:rPr>
+        <w:t xml:space="preserve">dudungdotnet@gmail.com</w:t>
+      </w:r>
+      <w:r>
+        <w:t xml:space="preserve"> </w:t>
+      </w:r>
+      <w:r>
+        <w:t xml:space="preserve">tidak boleh dilibatkan di operasi GCP/Vercel manapun (mission constraint). Verifikasi rutin:</w:t>
+      </w:r>
+      <w:r>
+        <w:t xml:space="preserve"> </w:t>
+      </w:r>
+      <w:r>
+        <w:rPr>
+          <w:rStyle w:val="VerbatimChar"/>
+        </w:rPr>
+        <w:t xml:space="preserve">gcloud projects get-iam-policy medwatch-polban-2026 --format=json | grep dudungdotnet</w:t>
+      </w:r>
+      <w:r>
+        <w:t xml:space="preserve"> </w:t>
+      </w:r>
+      <w:r>
+        <w:t xml:space="preserve">harus tidak ada hasil.</w:t>
+      </w:r>
+    </w:p>
+    <w:p>
+      <w:r>
+        <w:pict>
+          <v:rect style="width:0;height:1.5pt" o:hralign="center" o:hrstd="t" o:hr="t"/>
+        </w:pict>
+      </w:r>
+    </w:p>
+    <w:bookmarkEnd w:id="44"/>
+    <w:bookmarkEnd w:id="45"/>
+    <w:bookmarkStart w:id="51" w:name="daftar-periksa-sebelum-demo"/>
+    <w:p>
+      <w:pPr>
+        <w:pStyle w:val="Heading2"/>
+      </w:pPr>
+      <w:r>
+        <w:t xml:space="preserve">9. Daftar Periksa Sebelum Demo</w:t>
+      </w:r>
+    </w:p>
+    <w:p>
+      <w:pPr>
+        <w:pStyle w:val="FirstParagraph"/>
+      </w:pPr>
+      <w:r>
+        <w:t xml:space="preserve">Sebelum sesi presentasi di hadapan dosen pendamping (Aprianti Nanda Sari, Ade Chandra Nugraha, Ardhian Ekawijana) pada 25 Mei 2026 atau jadwal kelas berikutnya, jalankan checklist berikut:</w:t>
+      </w:r>
+    </w:p>
+    <w:bookmarkStart w:id="46" w:name="backend-cloud-run"/>
+    <w:p>
+      <w:pPr>
+        <w:pStyle w:val="Heading3"/>
+      </w:pPr>
+      <w:r>
+        <w:t xml:space="preserve">9.1 Backend (Cloud Run)</w:t>
       </w:r>
     </w:p>
     <w:p>
@@ -12092,37 +12704,13 @@
         <w:rPr>
           <w:rStyle w:val="VerbatimChar"/>
         </w:rPr>
-        <w:t xml:space="preserve">FLASK_DEBUG</w:t>
-      </w:r>
-      <w:r>
-        <w:t xml:space="preserve"> </w:t>
-      </w:r>
-      <w:r>
-        <w:t xml:space="preserve">env Cloud Run revision aktif bernilai</w:t>
-      </w:r>
-      <w:r>
-        <w:t xml:space="preserve"> </w:t>
-      </w:r>
-      <w:r>
-        <w:rPr>
-          <w:rStyle w:val="VerbatimChar"/>
-        </w:rPr>
-        <w:t xml:space="preserve">false</w:t>
-      </w:r>
-      <w:r>
-        <w:t xml:space="preserve"> </w:t>
-      </w:r>
-      <w:r>
-        <w:t xml:space="preserve">(</w:t>
-      </w:r>
-      <w:r>
-        <w:rPr>
-          <w:rStyle w:val="VerbatimChar"/>
-        </w:rPr>
-        <w:t xml:space="preserve">gcloud run services describe ... | grep DEBUG</w:t>
-      </w:r>
-      <w:r>
-        <w:t xml:space="preserve">).</w:t>
+        <w:t xml:space="preserve">gcloud run services describe medwatch-api --region asia-southeast1 --format='value(status.url)'</w:t>
+      </w:r>
+      <w:r>
+        <w:t xml:space="preserve"> </w:t>
+      </w:r>
+      <w:r>
+        <w:t xml:space="preserve">mengembalikan URL aktif.</w:t>
       </w:r>
     </w:p>
     <w:p>
@@ -12134,22 +12722,16 @@
         </w:numPr>
       </w:pPr>
       <w:r>
-        <w:t xml:space="preserve">Secret Manager</w:t>
-      </w:r>
-      <w:r>
-        <w:t xml:space="preserve"> </w:t>
-      </w:r>
-      <w:r>
-        <w:rPr>
-          <w:rStyle w:val="VerbatimChar"/>
-        </w:rPr>
-        <w:t xml:space="preserve">medwatch-jwt-secret</w:t>
-      </w:r>
-      <w:r>
-        <w:t xml:space="preserve"> </w:t>
-      </w:r>
-      <w:r>
-        <w:t xml:space="preserve">memiliki minimal satu enabled version.</w:t>
+        <w:rPr>
+          <w:rStyle w:val="VerbatimChar"/>
+        </w:rPr>
+        <w:t xml:space="preserve">curl &lt;url&gt;/health</w:t>
+      </w:r>
+      <w:r>
+        <w:t xml:space="preserve"> </w:t>
+      </w:r>
+      <w:r>
+        <w:t xml:space="preserve">mengembalikan 200 OK.</w:t>
       </w:r>
     </w:p>
     <w:p>
@@ -12161,71 +12743,16 @@
         </w:numPr>
       </w:pPr>
       <w:r>
-        <w:t xml:space="preserve">IAM bucket</w:t>
-      </w:r>
-      <w:r>
-        <w:t xml:space="preserve"> </w:t>
-      </w:r>
-      <w:r>
-        <w:rPr>
-          <w:rStyle w:val="VerbatimChar"/>
-        </w:rPr>
-        <w:t xml:space="preserve">medwatch-polban-2026-state</w:t>
-      </w:r>
-      <w:r>
-        <w:t xml:space="preserve"> </w:t>
-      </w:r>
-      <w:r>
-        <w:t xml:space="preserve">tidak memuat binding</w:t>
-      </w:r>
-      <w:r>
-        <w:t xml:space="preserve"> </w:t>
-      </w:r>
-      <w:r>
-        <w:rPr>
-          <w:rStyle w:val="VerbatimChar"/>
-        </w:rPr>
-        <w:t xml:space="preserve">allUsers</w:t>
-      </w:r>
-      <w:r>
-        <w:t xml:space="preserve"> </w:t>
-      </w:r>
-      <w:r>
-        <w:t xml:space="preserve">atau</w:t>
-      </w:r>
-      <w:r>
-        <w:t xml:space="preserve"> </w:t>
-      </w:r>
-      <w:r>
-        <w:rPr>
-          <w:rStyle w:val="VerbatimChar"/>
-        </w:rPr>
-        <w:t xml:space="preserve">allAuthenticatedUsers</w:t>
-      </w:r>
-      <w:r>
-        <w:t xml:space="preserve">:</w:t>
-      </w:r>
-      <w:r>
-        <w:t xml:space="preserve"> </w:t>
-      </w:r>
-      <w:r>
-        <w:rPr>
-          <w:rStyle w:val="VerbatimChar"/>
-        </w:rPr>
-        <w:t xml:space="preserve">gsutil iam get gs://medwatch-polban-2026-state</w:t>
-      </w:r>
-      <w:r>
-        <w:t xml:space="preserve">.</w:t>
-      </w:r>
-    </w:p>
-    <w:bookmarkEnd w:id="43"/>
-    <w:bookmarkStart w:id="44" w:name="frontend-vercel"/>
-    <w:p>
-      <w:pPr>
-        <w:pStyle w:val="Heading3"/>
-      </w:pPr>
-      <w:r>
-        <w:t xml:space="preserve">9.2 Frontend (Vercel)</w:t>
+        <w:rPr>
+          <w:rStyle w:val="VerbatimChar"/>
+        </w:rPr>
+        <w:t xml:space="preserve">curl -X POST &lt;url&gt;/api/auth/login -H 'Content-Type: application/json' -d '{"username":"admin_demo","password":"&lt;dummy&gt;"}'</w:t>
+      </w:r>
+      <w:r>
+        <w:t xml:space="preserve"> </w:t>
+      </w:r>
+      <w:r>
+        <w:t xml:space="preserve">mengembalikan 401 (kredensial demo nyata diuji secara manual, bukan di-commit ke checklist ini).</w:t>
       </w:r>
     </w:p>
     <w:p>
@@ -12240,28 +12767,37 @@
         <w:rPr>
           <w:rStyle w:val="VerbatimChar"/>
         </w:rPr>
-        <w:t xml:space="preserve">medwatch-frontend.vercel.app</w:t>
-      </w:r>
-      <w:r>
-        <w:t xml:space="preserve"> </w:t>
-      </w:r>
-      <w:r>
-        <w:t xml:space="preserve">me-load</w:t>
-      </w:r>
-      <w:r>
-        <w:t xml:space="preserve"> </w:t>
-      </w:r>
-      <w:r>
-        <w:rPr>
-          <w:rStyle w:val="VerbatimChar"/>
-        </w:rPr>
-        <w:t xml:space="preserve">/login</w:t>
-      </w:r>
-      <w:r>
-        <w:t xml:space="preserve"> </w:t>
-      </w:r>
-      <w:r>
-        <w:t xml:space="preserve">tanpa error console.</w:t>
+        <w:t xml:space="preserve">FLASK_DEBUG</w:t>
+      </w:r>
+      <w:r>
+        <w:t xml:space="preserve"> </w:t>
+      </w:r>
+      <w:r>
+        <w:t xml:space="preserve">env Cloud Run revision aktif bernilai</w:t>
+      </w:r>
+      <w:r>
+        <w:t xml:space="preserve"> </w:t>
+      </w:r>
+      <w:r>
+        <w:rPr>
+          <w:rStyle w:val="VerbatimChar"/>
+        </w:rPr>
+        <w:t xml:space="preserve">false</w:t>
+      </w:r>
+      <w:r>
+        <w:t xml:space="preserve"> </w:t>
+      </w:r>
+      <w:r>
+        <w:t xml:space="preserve">(</w:t>
+      </w:r>
+      <w:r>
+        <w:rPr>
+          <w:rStyle w:val="VerbatimChar"/>
+        </w:rPr>
+        <w:t xml:space="preserve">gcloud run services describe ... | grep DEBUG</w:t>
+      </w:r>
+      <w:r>
+        <w:t xml:space="preserve">).</w:t>
       </w:r>
     </w:p>
     <w:p>
@@ -12273,34 +12809,22 @@
         </w:numPr>
       </w:pPr>
       <w:r>
-        <w:t xml:space="preserve">Env</w:t>
-      </w:r>
-      <w:r>
-        <w:t xml:space="preserve"> </w:t>
-      </w:r>
-      <w:r>
-        <w:rPr>
-          <w:rStyle w:val="VerbatimChar"/>
-        </w:rPr>
-        <w:t xml:space="preserve">BACKEND_API_URL</w:t>
-      </w:r>
-      <w:r>
-        <w:t xml:space="preserve"> </w:t>
-      </w:r>
-      <w:r>
-        <w:t xml:space="preserve">di Vercel project settings ter-set ke Cloud Run URL (verifikasi via</w:t>
-      </w:r>
-      <w:r>
-        <w:t xml:space="preserve"> </w:t>
-      </w:r>
-      <w:r>
-        <w:rPr>
-          <w:rStyle w:val="VerbatimChar"/>
-        </w:rPr>
-        <w:t xml:space="preserve">vercel env ls</w:t>
-      </w:r>
-      <w:r>
-        <w:t xml:space="preserve">, jangan print value).</w:t>
+        <w:t xml:space="preserve">Secret Manager</w:t>
+      </w:r>
+      <w:r>
+        <w:t xml:space="preserve"> </w:t>
+      </w:r>
+      <w:r>
+        <w:rPr>
+          <w:rStyle w:val="VerbatimChar"/>
+        </w:rPr>
+        <w:t xml:space="preserve">medwatch-jwt-secret</w:t>
+      </w:r>
+      <w:r>
+        <w:t xml:space="preserve"> </w:t>
+      </w:r>
+      <w:r>
+        <w:t xml:space="preserve">memiliki minimal satu enabled version.</w:t>
       </w:r>
     </w:p>
     <w:p>
@@ -12312,28 +12836,71 @@
         </w:numPr>
       </w:pPr>
       <w:r>
-        <w:rPr>
-          <w:rStyle w:val="VerbatimChar"/>
-        </w:rPr>
-        <w:t xml:space="preserve">NEXT_PUBLIC_*</w:t>
-      </w:r>
-      <w:r>
-        <w:t xml:space="preserve"> </w:t>
-      </w:r>
-      <w:r>
-        <w:t xml:space="preserve">env tidak memuat nilai sensitif (verifikasi via</w:t>
-      </w:r>
-      <w:r>
-        <w:t xml:space="preserve"> </w:t>
-      </w:r>
-      <w:r>
-        <w:rPr>
-          <w:rStyle w:val="VerbatimChar"/>
-        </w:rPr>
-        <w:t xml:space="preserve">vercel env ls</w:t>
-      </w:r>
-      <w:r>
-        <w:t xml:space="preserve">).</w:t>
+        <w:t xml:space="preserve">IAM bucket</w:t>
+      </w:r>
+      <w:r>
+        <w:t xml:space="preserve"> </w:t>
+      </w:r>
+      <w:r>
+        <w:rPr>
+          <w:rStyle w:val="VerbatimChar"/>
+        </w:rPr>
+        <w:t xml:space="preserve">medwatch-polban-2026-state</w:t>
+      </w:r>
+      <w:r>
+        <w:t xml:space="preserve"> </w:t>
+      </w:r>
+      <w:r>
+        <w:t xml:space="preserve">tidak memuat binding</w:t>
+      </w:r>
+      <w:r>
+        <w:t xml:space="preserve"> </w:t>
+      </w:r>
+      <w:r>
+        <w:rPr>
+          <w:rStyle w:val="VerbatimChar"/>
+        </w:rPr>
+        <w:t xml:space="preserve">allUsers</w:t>
+      </w:r>
+      <w:r>
+        <w:t xml:space="preserve"> </w:t>
+      </w:r>
+      <w:r>
+        <w:t xml:space="preserve">atau</w:t>
+      </w:r>
+      <w:r>
+        <w:t xml:space="preserve"> </w:t>
+      </w:r>
+      <w:r>
+        <w:rPr>
+          <w:rStyle w:val="VerbatimChar"/>
+        </w:rPr>
+        <w:t xml:space="preserve">allAuthenticatedUsers</w:t>
+      </w:r>
+      <w:r>
+        <w:t xml:space="preserve">:</w:t>
+      </w:r>
+      <w:r>
+        <w:t xml:space="preserve"> </w:t>
+      </w:r>
+      <w:r>
+        <w:rPr>
+          <w:rStyle w:val="VerbatimChar"/>
+        </w:rPr>
+        <w:t xml:space="preserve">gsutil iam get gs://medwatch-polban-2026-state</w:t>
+      </w:r>
+      <w:r>
+        <w:t xml:space="preserve">.</w:t>
+      </w:r>
+    </w:p>
+    <w:bookmarkEnd w:id="46"/>
+    <w:bookmarkStart w:id="47" w:name="frontend-vercel"/>
+    <w:p>
+      <w:pPr>
+        <w:pStyle w:val="Heading3"/>
+      </w:pPr>
+      <w:r>
+        <w:t xml:space="preserve">9.2 Frontend (Vercel)</w:t>
       </w:r>
     </w:p>
     <w:p>
@@ -12345,32 +12912,31 @@
         </w:numPr>
       </w:pPr>
       <w:r>
-        <w:t xml:space="preserve">Cookie</w:t>
-      </w:r>
-      <w:r>
-        <w:t xml:space="preserve"> </w:t>
-      </w:r>
-      <w:r>
-        <w:rPr>
-          <w:rStyle w:val="VerbatimChar"/>
-        </w:rPr>
-        <w:t xml:space="preserve">medwatch_token</w:t>
-      </w:r>
-      <w:r>
-        <w:t xml:space="preserve"> </w:t>
-      </w:r>
-      <w:r>
-        <w:t xml:space="preserve">setelah login memiliki flag HttpOnly + Secure + SameSite=Lax (DevTools Application -&gt; Cookies).</w:t>
-      </w:r>
-    </w:p>
-    <w:bookmarkEnd w:id="44"/>
-    <w:bookmarkStart w:id="45" w:name="repository-hygiene"/>
-    <w:p>
-      <w:pPr>
-        <w:pStyle w:val="Heading3"/>
-      </w:pPr>
-      <w:r>
-        <w:t xml:space="preserve">9.3 Repository hygiene</w:t>
+        <w:rPr>
+          <w:rStyle w:val="VerbatimChar"/>
+        </w:rPr>
+        <w:t xml:space="preserve">medwatch-frontend.vercel.app</w:t>
+      </w:r>
+      <w:r>
+        <w:t xml:space="preserve"> </w:t>
+      </w:r>
+      <w:r>
+        <w:t xml:space="preserve">me-load</w:t>
+      </w:r>
+      <w:r>
+        <w:t xml:space="preserve"> </w:t>
+      </w:r>
+      <w:r>
+        <w:rPr>
+          <w:rStyle w:val="VerbatimChar"/>
+        </w:rPr>
+        <w:t xml:space="preserve">/login</w:t>
+      </w:r>
+      <w:r>
+        <w:t xml:space="preserve"> </w:t>
+      </w:r>
+      <w:r>
+        <w:t xml:space="preserve">tanpa error console.</w:t>
       </w:r>
     </w:p>
     <w:p>
@@ -12382,16 +12948,34 @@
         </w:numPr>
       </w:pPr>
       <w:r>
-        <w:rPr>
-          <w:rStyle w:val="VerbatimChar"/>
-        </w:rPr>
-        <w:t xml:space="preserve">git log --all --oneline | wc -l</w:t>
-      </w:r>
-      <w:r>
-        <w:t xml:space="preserve"> </w:t>
-      </w:r>
-      <w:r>
-        <w:t xml:space="preserve">masuk akal (no force-push history rewrite).</w:t>
+        <w:t xml:space="preserve">Env</w:t>
+      </w:r>
+      <w:r>
+        <w:t xml:space="preserve"> </w:t>
+      </w:r>
+      <w:r>
+        <w:rPr>
+          <w:rStyle w:val="VerbatimChar"/>
+        </w:rPr>
+        <w:t xml:space="preserve">BACKEND_API_URL</w:t>
+      </w:r>
+      <w:r>
+        <w:t xml:space="preserve"> </w:t>
+      </w:r>
+      <w:r>
+        <w:t xml:space="preserve">di Vercel project settings ter-set ke Cloud Run URL (verifikasi via</w:t>
+      </w:r>
+      <w:r>
+        <w:t xml:space="preserve"> </w:t>
+      </w:r>
+      <w:r>
+        <w:rPr>
+          <w:rStyle w:val="VerbatimChar"/>
+        </w:rPr>
+        <w:t xml:space="preserve">vercel env ls</w:t>
+      </w:r>
+      <w:r>
+        <w:t xml:space="preserve">, jangan print value).</w:t>
       </w:r>
     </w:p>
     <w:p>
@@ -12406,25 +12990,25 @@
         <w:rPr>
           <w:rStyle w:val="VerbatimChar"/>
         </w:rPr>
-        <w:t xml:space="preserve">grep -rE "JWT_SECRET=.{20,}" .</w:t>
-      </w:r>
-      <w:r>
-        <w:t xml:space="preserve"> </w:t>
-      </w:r>
-      <w:r>
-        <w:t xml:space="preserve">(excluding</w:t>
-      </w:r>
-      <w:r>
-        <w:t xml:space="preserve"> </w:t>
-      </w:r>
-      <w:r>
-        <w:rPr>
-          <w:rStyle w:val="VerbatimChar"/>
-        </w:rPr>
-        <w:t xml:space="preserve">.env.example</w:t>
-      </w:r>
-      <w:r>
-        <w:t xml:space="preserve">) tidak menghasilkan match.</w:t>
+        <w:t xml:space="preserve">NEXT_PUBLIC_*</w:t>
+      </w:r>
+      <w:r>
+        <w:t xml:space="preserve"> </w:t>
+      </w:r>
+      <w:r>
+        <w:t xml:space="preserve">env tidak memuat nilai sensitif (verifikasi via</w:t>
+      </w:r>
+      <w:r>
+        <w:t xml:space="preserve"> </w:t>
+      </w:r>
+      <w:r>
+        <w:rPr>
+          <w:rStyle w:val="VerbatimChar"/>
+        </w:rPr>
+        <w:t xml:space="preserve">vercel env ls</w:t>
+      </w:r>
+      <w:r>
+        <w:t xml:space="preserve">).</w:t>
       </w:r>
     </w:p>
     <w:p>
@@ -12436,28 +13020,32 @@
         </w:numPr>
       </w:pPr>
       <w:r>
-        <w:rPr>
-          <w:rStyle w:val="VerbatimChar"/>
-        </w:rPr>
-        <w:t xml:space="preserve">grep -rE "OPENFDA_API_KEY=.{10,}" .</w:t>
-      </w:r>
-      <w:r>
-        <w:t xml:space="preserve"> </w:t>
-      </w:r>
-      <w:r>
-        <w:t xml:space="preserve">(excluding</w:t>
-      </w:r>
-      <w:r>
-        <w:t xml:space="preserve"> </w:t>
-      </w:r>
-      <w:r>
-        <w:rPr>
-          <w:rStyle w:val="VerbatimChar"/>
-        </w:rPr>
-        <w:t xml:space="preserve">.env.example</w:t>
-      </w:r>
-      <w:r>
-        <w:t xml:space="preserve">) tidak menghasilkan match.</w:t>
+        <w:t xml:space="preserve">Cookie</w:t>
+      </w:r>
+      <w:r>
+        <w:t xml:space="preserve"> </w:t>
+      </w:r>
+      <w:r>
+        <w:rPr>
+          <w:rStyle w:val="VerbatimChar"/>
+        </w:rPr>
+        <w:t xml:space="preserve">medwatch_token</w:t>
+      </w:r>
+      <w:r>
+        <w:t xml:space="preserve"> </w:t>
+      </w:r>
+      <w:r>
+        <w:t xml:space="preserve">setelah login memiliki flag HttpOnly + Secure + SameSite=Lax (DevTools Application -&gt; Cookies).</w:t>
+      </w:r>
+    </w:p>
+    <w:bookmarkEnd w:id="47"/>
+    <w:bookmarkStart w:id="48" w:name="repository-hygiene"/>
+    <w:p>
+      <w:pPr>
+        <w:pStyle w:val="Heading3"/>
+      </w:pPr>
+      <w:r>
+        <w:t xml:space="preserve">9.3 Repository hygiene</w:t>
       </w:r>
     </w:p>
     <w:p>
@@ -12472,13 +13060,13 @@
         <w:rPr>
           <w:rStyle w:val="VerbatimChar"/>
         </w:rPr>
-        <w:t xml:space="preserve">find . -name 'service-account*.json' -o -name 'gcp-key*.json'</w:t>
-      </w:r>
-      <w:r>
-        <w:t xml:space="preserve"> </w:t>
-      </w:r>
-      <w:r>
-        <w:t xml:space="preserve">tidak menghasilkan match.</w:t>
+        <w:t xml:space="preserve">git log --all --oneline | wc -l</w:t>
+      </w:r>
+      <w:r>
+        <w:t xml:space="preserve"> </w:t>
+      </w:r>
+      <w:r>
+        <w:t xml:space="preserve">masuk akal (no force-push history rewrite).</w:t>
       </w:r>
     </w:p>
     <w:p>
@@ -12493,23 +13081,25 @@
         <w:rPr>
           <w:rStyle w:val="VerbatimChar"/>
         </w:rPr>
-        <w:t xml:space="preserve">git status --ignored | grep -E "\.env|\.pem"</w:t>
-      </w:r>
-      <w:r>
-        <w:t xml:space="preserve"> </w:t>
-      </w:r>
-      <w:r>
-        <w:t xml:space="preserve">mengkonfirmasi file sensitif lokal masuk gitignore (bukan tracked).</w:t>
-      </w:r>
-    </w:p>
-    <w:bookmarkEnd w:id="45"/>
-    <w:bookmarkStart w:id="46" w:name="dokumen-demo"/>
-    <w:p>
-      <w:pPr>
-        <w:pStyle w:val="Heading3"/>
-      </w:pPr>
-      <w:r>
-        <w:t xml:space="preserve">9.4 Dokumen demo</w:t>
+        <w:t xml:space="preserve">grep -rE "JWT_SECRET=.{20,}" .</w:t>
+      </w:r>
+      <w:r>
+        <w:t xml:space="preserve"> </w:t>
+      </w:r>
+      <w:r>
+        <w:t xml:space="preserve">(excluding</w:t>
+      </w:r>
+      <w:r>
+        <w:t xml:space="preserve"> </w:t>
+      </w:r>
+      <w:r>
+        <w:rPr>
+          <w:rStyle w:val="VerbatimChar"/>
+        </w:rPr>
+        <w:t xml:space="preserve">.env.example</w:t>
+      </w:r>
+      <w:r>
+        <w:t xml:space="preserve">) tidak menghasilkan match.</w:t>
       </w:r>
     </w:p>
     <w:p>
@@ -12524,13 +13114,25 @@
         <w:rPr>
           <w:rStyle w:val="VerbatimChar"/>
         </w:rPr>
-        <w:t xml:space="preserve">docs/SECURITY.md</w:t>
-      </w:r>
-      <w:r>
-        <w:t xml:space="preserve"> </w:t>
-      </w:r>
-      <w:r>
-        <w:t xml:space="preserve">(file ini) ter-commit dan terbaca.</w:t>
+        <w:t xml:space="preserve">grep -rE "OPENFDA_API_KEY=.{10,}" .</w:t>
+      </w:r>
+      <w:r>
+        <w:t xml:space="preserve"> </w:t>
+      </w:r>
+      <w:r>
+        <w:t xml:space="preserve">(excluding</w:t>
+      </w:r>
+      <w:r>
+        <w:t xml:space="preserve"> </w:t>
+      </w:r>
+      <w:r>
+        <w:rPr>
+          <w:rStyle w:val="VerbatimChar"/>
+        </w:rPr>
+        <w:t xml:space="preserve">.env.example</w:t>
+      </w:r>
+      <w:r>
+        <w:t xml:space="preserve">) tidak menghasilkan match.</w:t>
       </w:r>
     </w:p>
     <w:p>
@@ -12545,13 +13147,13 @@
         <w:rPr>
           <w:rStyle w:val="VerbatimChar"/>
         </w:rPr>
-        <w:t xml:space="preserve">docs/SECURITY_AUDIT.md</w:t>
-      </w:r>
-      <w:r>
-        <w:t xml:space="preserve"> </w:t>
-      </w:r>
-      <w:r>
-        <w:t xml:space="preserve">tersinkron dengan kondisi terbaru.</w:t>
+        <w:t xml:space="preserve">find . -name 'service-account*.json' -o -name 'gcp-key*.json'</w:t>
+      </w:r>
+      <w:r>
+        <w:t xml:space="preserve"> </w:t>
+      </w:r>
+      <w:r>
+        <w:t xml:space="preserve">tidak menghasilkan match.</w:t>
       </w:r>
     </w:p>
     <w:p>
@@ -12566,13 +13168,23 @@
         <w:rPr>
           <w:rStyle w:val="VerbatimChar"/>
         </w:rPr>
-        <w:t xml:space="preserve">README.md</w:t>
-      </w:r>
-      <w:r>
-        <w:t xml:space="preserve"> </w:t>
-      </w:r>
-      <w:r>
-        <w:t xml:space="preserve">baru (W2-D12) merujuk dokumen keamanan ini.</w:t>
+        <w:t xml:space="preserve">git status --ignored | grep -E "\.env|\.pem"</w:t>
+      </w:r>
+      <w:r>
+        <w:t xml:space="preserve"> </w:t>
+      </w:r>
+      <w:r>
+        <w:t xml:space="preserve">mengkonfirmasi file sensitif lokal masuk gitignore (bukan tracked).</w:t>
+      </w:r>
+    </w:p>
+    <w:bookmarkEnd w:id="48"/>
+    <w:bookmarkStart w:id="49" w:name="dokumen-demo"/>
+    <w:p>
+      <w:pPr>
+        <w:pStyle w:val="Heading3"/>
+      </w:pPr>
+      <w:r>
+        <w:t xml:space="preserve">9.4 Dokumen demo</w:t>
       </w:r>
     </w:p>
     <w:p>
@@ -12587,6 +13199,69 @@
         <w:rPr>
           <w:rStyle w:val="VerbatimChar"/>
         </w:rPr>
+        <w:t xml:space="preserve">docs/SECURITY.md</w:t>
+      </w:r>
+      <w:r>
+        <w:t xml:space="preserve"> </w:t>
+      </w:r>
+      <w:r>
+        <w:t xml:space="preserve">(file ini) ter-commit dan terbaca.</w:t>
+      </w:r>
+    </w:p>
+    <w:p>
+      <w:pPr>
+        <w:pStyle w:val="Compact"/>
+        <w:numPr>
+          <w:ilvl w:val="0"/>
+          <w:numId w:val="1049"/>
+        </w:numPr>
+      </w:pPr>
+      <w:r>
+        <w:rPr>
+          <w:rStyle w:val="VerbatimChar"/>
+        </w:rPr>
+        <w:t xml:space="preserve">docs/SECURITY_AUDIT.md</w:t>
+      </w:r>
+      <w:r>
+        <w:t xml:space="preserve"> </w:t>
+      </w:r>
+      <w:r>
+        <w:t xml:space="preserve">tersinkron dengan kondisi terbaru.</w:t>
+      </w:r>
+    </w:p>
+    <w:p>
+      <w:pPr>
+        <w:pStyle w:val="Compact"/>
+        <w:numPr>
+          <w:ilvl w:val="0"/>
+          <w:numId w:val="1050"/>
+        </w:numPr>
+      </w:pPr>
+      <w:r>
+        <w:rPr>
+          <w:rStyle w:val="VerbatimChar"/>
+        </w:rPr>
+        <w:t xml:space="preserve">README.md</w:t>
+      </w:r>
+      <w:r>
+        <w:t xml:space="preserve"> </w:t>
+      </w:r>
+      <w:r>
+        <w:t xml:space="preserve">baru (W2-D12) merujuk dokumen keamanan ini.</w:t>
+      </w:r>
+    </w:p>
+    <w:p>
+      <w:pPr>
+        <w:pStyle w:val="Compact"/>
+        <w:numPr>
+          <w:ilvl w:val="0"/>
+          <w:numId w:val="1051"/>
+        </w:numPr>
+      </w:pPr>
+      <w:r>
+        <w:rPr>
+          <w:rStyle w:val="VerbatimChar"/>
+        </w:rPr>
         <w:t xml:space="preserve">ProductionGrade-ImplementationPlan/04-hardening-plan.md</w:t>
       </w:r>
       <w:r>
@@ -12596,8 +13271,8 @@
         <w:t xml:space="preserve">menjabarkan R1..R8 dengan rencana konkret.</w:t>
       </w:r>
     </w:p>
-    <w:bookmarkEnd w:id="46"/>
-    <w:bookmarkStart w:id="47" w:name="skenario-qa-singkat-untuk-bimo"/>
+    <w:bookmarkEnd w:id="49"/>
+    <w:bookmarkStart w:id="50" w:name="skenario-qa-singkat-untuk-bimo"/>
     <w:p>
       <w:pPr>
         <w:pStyle w:val="Heading3"/>
@@ -12874,9 +13549,9 @@
         </w:pict>
       </w:r>
     </w:p>
-    <w:bookmarkEnd w:id="47"/>
-    <w:bookmarkEnd w:id="48"/>
-    <w:bookmarkStart w:id="49" w:name="lampiran-referensi-standar"/>
+    <w:bookmarkEnd w:id="50"/>
+    <w:bookmarkEnd w:id="51"/>
+    <w:bookmarkStart w:id="52" w:name="lampiran-referensi-standar"/>
     <w:p>
       <w:pPr>
         <w:pStyle w:val="Heading2"/>
@@ -12890,7 +13565,7 @@
         <w:pStyle w:val="Compact"/>
         <w:numPr>
           <w:ilvl w:val="0"/>
-          <w:numId w:val="1049"/>
+          <w:numId w:val="1052"/>
         </w:numPr>
       </w:pPr>
       <w:r>
@@ -12902,7 +13577,7 @@
         <w:pStyle w:val="Compact"/>
         <w:numPr>
           <w:ilvl w:val="0"/>
-          <w:numId w:val="1049"/>
+          <w:numId w:val="1052"/>
         </w:numPr>
       </w:pPr>
       <w:r>
@@ -12914,7 +13589,7 @@
         <w:pStyle w:val="Compact"/>
         <w:numPr>
           <w:ilvl w:val="0"/>
-          <w:numId w:val="1049"/>
+          <w:numId w:val="1052"/>
         </w:numPr>
       </w:pPr>
       <w:r>
@@ -12926,7 +13601,7 @@
         <w:pStyle w:val="Compact"/>
         <w:numPr>
           <w:ilvl w:val="0"/>
-          <w:numId w:val="1049"/>
+          <w:numId w:val="1052"/>
         </w:numPr>
       </w:pPr>
       <w:r>
@@ -12938,7 +13613,7 @@
         <w:pStyle w:val="Compact"/>
         <w:numPr>
           <w:ilvl w:val="0"/>
-          <w:numId w:val="1049"/>
+          <w:numId w:val="1052"/>
         </w:numPr>
       </w:pPr>
       <w:r>
@@ -12950,7 +13625,7 @@
         <w:pStyle w:val="Compact"/>
         <w:numPr>
           <w:ilvl w:val="0"/>
-          <w:numId w:val="1049"/>
+          <w:numId w:val="1052"/>
         </w:numPr>
       </w:pPr>
       <w:r>
@@ -12964,8 +13639,8 @@
         </w:pict>
       </w:r>
     </w:p>
-    <w:bookmarkEnd w:id="49"/>
-    <w:bookmarkStart w:id="50" w:name="lampiran-a-file-yang-dirujuk"/>
+    <w:bookmarkEnd w:id="52"/>
+    <w:bookmarkStart w:id="53" w:name="lampiran-a-file-yang-dirujuk"/>
     <w:p>
       <w:pPr>
         <w:pStyle w:val="Heading2"/>
@@ -13574,8 +14249,8 @@
         <w:t xml:space="preserve">Dokumen ini ditulis untuk Proyek 1 Pengembangan Perangkat Lunak Desktop, Politeknik Negeri Bandung, Semester 2 TA 2025/2026 oleh Kelompok B5. Versi 1.0 dirilis 2026-05-18 oleh Ghaisan Khoirul Badruzaman (NIM 251524048).</w:t>
       </w:r>
     </w:p>
-    <w:bookmarkEnd w:id="50"/>
-    <w:bookmarkEnd w:id="51"/>
+    <w:bookmarkEnd w:id="53"/>
+    <w:bookmarkEnd w:id="54"/>
     <w:sectPr>
       <w:footnotePr>
         <w:numRestart w:val="eachSect"/>
@@ -14023,6 +14698,12 @@
     <w:abstractNumId w:val="991"/>
   </w:num>
   <w:num w:numId="1024">
+    <w:abstractNumId w:val="991"/>
+  </w:num>
+  <w:num w:numId="1025">
+    <w:abstractNumId w:val="991"/>
+  </w:num>
+  <w:num w:numId="1026">
     <w:abstractNumId w:val="99411"/>
     <w:lvlOverride w:ilvl="0">
       <w:startOverride w:val="1"/>
@@ -14052,19 +14733,7 @@
       <w:startOverride w:val="1"/>
     </w:lvlOverride>
   </w:num>
-  <w:num w:numId="1025">
-    <w:abstractNumId w:val="991"/>
-  </w:num>
-  <w:num w:numId="1026">
-    <w:abstractNumId w:val="991"/>
-  </w:num>
   <w:num w:numId="1027">
-    <w:abstractNumId w:val="991"/>
-  </w:num>
-  <w:num w:numId="1028">
-    <w:abstractNumId w:val="991"/>
-  </w:num>
-  <w:num w:numId="1029">
     <w:abstractNumId w:val="99411"/>
     <w:lvlOverride w:ilvl="0">
       <w:startOverride w:val="1"/>
@@ -14094,14 +14763,47 @@
       <w:startOverride w:val="1"/>
     </w:lvlOverride>
   </w:num>
+  <w:num w:numId="1028">
+    <w:abstractNumId w:val="991"/>
+  </w:num>
+  <w:num w:numId="1029">
+    <w:abstractNumId w:val="991"/>
+  </w:num>
   <w:num w:numId="1030">
-    <w:abstractNumId w:val="992"/>
+    <w:abstractNumId w:val="991"/>
   </w:num>
   <w:num w:numId="1031">
-    <w:abstractNumId w:val="992"/>
+    <w:abstractNumId w:val="991"/>
   </w:num>
   <w:num w:numId="1032">
-    <w:abstractNumId w:val="992"/>
+    <w:abstractNumId w:val="99411"/>
+    <w:lvlOverride w:ilvl="0">
+      <w:startOverride w:val="1"/>
+    </w:lvlOverride>
+    <w:lvlOverride w:ilvl="1">
+      <w:startOverride w:val="1"/>
+    </w:lvlOverride>
+    <w:lvlOverride w:ilvl="2">
+      <w:startOverride w:val="1"/>
+    </w:lvlOverride>
+    <w:lvlOverride w:ilvl="3">
+      <w:startOverride w:val="1"/>
+    </w:lvlOverride>
+    <w:lvlOverride w:ilvl="4">
+      <w:startOverride w:val="1"/>
+    </w:lvlOverride>
+    <w:lvlOverride w:ilvl="5">
+      <w:startOverride w:val="1"/>
+    </w:lvlOverride>
+    <w:lvlOverride w:ilvl="6">
+      <w:startOverride w:val="1"/>
+    </w:lvlOverride>
+    <w:lvlOverride w:ilvl="7">
+      <w:startOverride w:val="1"/>
+    </w:lvlOverride>
+    <w:lvlOverride w:ilvl="8">
+      <w:startOverride w:val="1"/>
+    </w:lvlOverride>
   </w:num>
   <w:num w:numId="1033">
     <w:abstractNumId w:val="992"/>
@@ -14152,6 +14854,15 @@
     <w:abstractNumId w:val="992"/>
   </w:num>
   <w:num w:numId="1049">
+    <w:abstractNumId w:val="992"/>
+  </w:num>
+  <w:num w:numId="1050">
+    <w:abstractNumId w:val="992"/>
+  </w:num>
+  <w:num w:numId="1051">
+    <w:abstractNumId w:val="992"/>
+  </w:num>
+  <w:num w:numId="1052">
     <w:abstractNumId w:val="991"/>
   </w:num>
 </w:numbering>
